--- a/brand_templates/PECH_REPORT_COVER_TEMPLATE.docx
+++ b/brand_templates/PECH_REPORT_COVER_TEMPLATE.docx
@@ -2,21 +2,108 @@
 <file path=word/document.xml><?xml version="1.0" encoding="utf-8"?>
 <w:document xmlns:w="http://schemas.openxmlformats.org/wordprocessingml/2006/main" xmlns:m="http://schemas.openxmlformats.org/officeDocument/2006/math" xmlns:r="http://schemas.openxmlformats.org/officeDocument/2006/relationships" xmlns:o="urn:schemas-microsoft-com:office:office" xmlns:v="urn:schemas-microsoft-com:vml" xmlns:w10="urn:schemas-microsoft-com:office:word" xmlns:a="http://schemas.openxmlformats.org/drawingml/2006/main" xmlns:pic="http://schemas.openxmlformats.org/drawingml/2006/picture" xmlns:wp="http://schemas.openxmlformats.org/drawingml/2006/wordprocessingDrawing">
   <w:body>
+    <w:p>
+      <w:pPr>
+        <w:pBdr>
+          <w:top w:val="single" w:sz="12" w:space="1" w:color="00BFFF"/>
+          <w:bottom w:val="single" w:sz="36" w:space="0" w:color="F5A623"/>
+        </w:pBdr>
+        <w:spacing w:before="0" w:after="240"/>
+      </w:pPr>
+    </w:p>
+    <w:p>
+      <w:pPr>
+        <w:pBdr>
+          <w:bottom w:val="single" w:sz="6" w:space="1" w:color="00BFFF"/>
+        </w:pBdr>
+        <w:spacing w:before="0" w:after="120"/>
+      </w:pPr>
+    </w:p>
+    <w:p>
+      <w:pPr>
+        <w:jc w:val="center"/>
+        <w:spacing w:before="0" w:after="60"/>
+      </w:pPr>
+      <w:r>
+        <w:rPr>
+          <w:i/>
+          <w:color w:val="E08A00"/>
+          <w:sz w:val="18"/>
+          <w:szCs w:val="18"/>
+        </w:rPr>
+        <w:t>Technology &amp; Infrastructure Enablers for Africa</w:t>
+      </w:r>
+    </w:p>
+    <w:p>
+      <w:pPr>
+        <w:jc w:val="center"/>
+        <w:spacing w:before="200" w:after="40"/>
+      </w:pPr>
+      <w:r>
+        <w:rPr>
+          <w:b/>
+          <w:color w:val="0099CC"/>
+          <w:sz w:val="28"/>
+          <w:szCs w:val="28"/>
+        </w:rPr>
+        <w:t>PECH GROUP HOLDINGS LTD</w:t>
+      </w:r>
+    </w:p>
+    <w:p>
+      <w:pPr>
+        <w:pBdr>
+          <w:top w:val="single" w:sz="36" w:space="0" w:color="F5A623"/>
+          <w:bottom w:val="single" w:sz="12" w:space="1" w:color="00BFFF"/>
+        </w:pBdr>
+        <w:spacing w:after="0"/>
+      </w:pPr>
+    </w:p>
     <w:bookmarkStart w:id="27" w:name="X10ab4a4a73704d319c278dbfd4f45f7ee8b9db7"/>
     <w:p>
       <w:pPr>
         <w:pStyle w:val="Heading1"/>
+        <w:rPr>
+          <w:color w:val="0099CC"/>
+        </w:rPr>
+        <w:pBdr>
+          <w:bottom w:val="single" w:sz="18" w:space="2" w:color="F5A623"/>
+        </w:pBdr>
       </w:pPr>
       <w:r>
+        <w:rPr>
+          <w:b/>
+          <w:color w:val="0099CC"/>
+          <w:sz w:val="44"/>
+        </w:rPr>
         <w:t xml:space="preserve">PECH GROUP HOLDINGS LTD — REPORT / PROPOSAL COVER PAGE TEMPLATE</w:t>
       </w:r>
     </w:p>
     <w:bookmarkStart w:id="26" w:name="design-specifications"/>
     <w:p>
       <w:pPr>
+        <w:pBdr>
+          <w:top w:val="single" w:sz="18" w:space="1" w:color="F5A623"/>
+          <w:bottom w:val="single" w:sz="6" w:space="1" w:color="0099CC"/>
+        </w:pBdr>
+        <w:spacing w:before="200" w:after="200"/>
+      </w:pPr>
+    </w:p>
+    <w:p>
+      <w:pPr>
         <w:pStyle w:val="Heading2"/>
+        <w:rPr>
+          <w:color w:val="0099CC"/>
+        </w:rPr>
+        <w:pBdr>
+          <w:bottom w:val="single" w:sz="6" w:space="2" w:color="00BFFF"/>
+        </w:pBdr>
       </w:pPr>
       <w:r>
+        <w:rPr>
+          <w:b/>
+          <w:color w:val="0099CC"/>
+          <w:sz w:val="32"/>
+        </w:rPr>
         <w:t xml:space="preserve">Design Specifications</w:t>
       </w:r>
     </w:p>
@@ -31,459 +118,665 @@
     <w:p>
       <w:pPr>
         <w:pStyle w:val="Heading3"/>
+        <w:rPr>
+          <w:color w:val="E08A00"/>
+        </w:rPr>
       </w:pPr>
       <w:r>
+        <w:rPr>
+          <w:b/>
+          <w:color w:val="E08A00"/>
+          <w:sz w:val="26"/>
+        </w:rPr>
         <w:t xml:space="preserve">Cover Page Layout</w:t>
       </w:r>
     </w:p>
     <w:p>
       <w:pPr>
         <w:pStyle w:val="SourceCode"/>
+        <w:shd w:fill="1B2838" w:val="clear"/>
       </w:pPr>
       <w:r>
         <w:rPr>
           <w:rStyle w:val="VerbatimChar"/>
+          <w:color w:val="00BFFF"/>
         </w:rPr>
         <w:t xml:space="preserve">┌─────────────────────────────────────────────────────────────┐</w:t>
       </w:r>
       <w:r>
-        <w:br/>
-      </w:r>
-      <w:r>
-        <w:rPr>
-          <w:rStyle w:val="VerbatimChar"/>
+        <w:rPr>
+          <w:color w:val="00BFFF"/>
+        </w:rPr>
+        <w:br/>
+      </w:r>
+      <w:r>
+        <w:rPr>
+          <w:rStyle w:val="VerbatimChar"/>
+          <w:color w:val="00BFFF"/>
         </w:rPr>
         <w:t xml:space="preserve">│                                                             │</w:t>
       </w:r>
       <w:r>
-        <w:br/>
-      </w:r>
-      <w:r>
-        <w:rPr>
-          <w:rStyle w:val="VerbatimChar"/>
+        <w:rPr>
+          <w:color w:val="00BFFF"/>
+        </w:rPr>
+        <w:br/>
+      </w:r>
+      <w:r>
+        <w:rPr>
+          <w:rStyle w:val="VerbatimChar"/>
+          <w:color w:val="00BFFF"/>
         </w:rPr>
         <w:t xml:space="preserve">│                                                             │</w:t>
       </w:r>
       <w:r>
-        <w:br/>
-      </w:r>
-      <w:r>
-        <w:rPr>
-          <w:rStyle w:val="VerbatimChar"/>
+        <w:rPr>
+          <w:color w:val="00BFFF"/>
+        </w:rPr>
+        <w:br/>
+      </w:r>
+      <w:r>
+        <w:rPr>
+          <w:rStyle w:val="VerbatimChar"/>
+          <w:color w:val="00BFFF"/>
         </w:rPr>
         <w:t xml:space="preserve">│                    [PECH LOGO]                              │</w:t>
       </w:r>
       <w:r>
-        <w:br/>
-      </w:r>
-      <w:r>
-        <w:rPr>
-          <w:rStyle w:val="VerbatimChar"/>
+        <w:rPr>
+          <w:color w:val="00BFFF"/>
+        </w:rPr>
+        <w:br/>
+      </w:r>
+      <w:r>
+        <w:rPr>
+          <w:rStyle w:val="VerbatimChar"/>
+          <w:color w:val="00BFFF"/>
         </w:rPr>
         <w:t xml:space="preserve">│                    (Hexagonal, 100px)                       │</w:t>
       </w:r>
       <w:r>
-        <w:br/>
-      </w:r>
-      <w:r>
-        <w:rPr>
-          <w:rStyle w:val="VerbatimChar"/>
+        <w:rPr>
+          <w:color w:val="00BFFF"/>
+        </w:rPr>
+        <w:br/>
+      </w:r>
+      <w:r>
+        <w:rPr>
+          <w:rStyle w:val="VerbatimChar"/>
+          <w:color w:val="00BFFF"/>
         </w:rPr>
         <w:t xml:space="preserve">│                    (Center-top, 60mm from top)              │</w:t>
       </w:r>
       <w:r>
-        <w:br/>
-      </w:r>
-      <w:r>
-        <w:rPr>
-          <w:rStyle w:val="VerbatimChar"/>
+        <w:rPr>
+          <w:color w:val="00BFFF"/>
+        </w:rPr>
+        <w:br/>
+      </w:r>
+      <w:r>
+        <w:rPr>
+          <w:rStyle w:val="VerbatimChar"/>
+          <w:color w:val="00BFFF"/>
         </w:rPr>
         <w:t xml:space="preserve">│                                                             │</w:t>
       </w:r>
       <w:r>
-        <w:br/>
-      </w:r>
-      <w:r>
-        <w:rPr>
-          <w:rStyle w:val="VerbatimChar"/>
+        <w:rPr>
+          <w:color w:val="00BFFF"/>
+        </w:rPr>
+        <w:br/>
+      </w:r>
+      <w:r>
+        <w:rPr>
+          <w:rStyle w:val="VerbatimChar"/>
+          <w:color w:val="00BFFF"/>
         </w:rPr>
         <w:t xml:space="preserve">│                                                             │</w:t>
       </w:r>
       <w:r>
-        <w:br/>
-      </w:r>
-      <w:r>
-        <w:rPr>
-          <w:rStyle w:val="VerbatimChar"/>
+        <w:rPr>
+          <w:color w:val="00BFFF"/>
+        </w:rPr>
+        <w:br/>
+      </w:r>
+      <w:r>
+        <w:rPr>
+          <w:rStyle w:val="VerbatimChar"/>
+          <w:color w:val="00BFFF"/>
         </w:rPr>
         <w:t xml:space="preserve">│                                                             │</w:t>
       </w:r>
       <w:r>
-        <w:br/>
-      </w:r>
-      <w:r>
-        <w:rPr>
-          <w:rStyle w:val="VerbatimChar"/>
+        <w:rPr>
+          <w:color w:val="00BFFF"/>
+        </w:rPr>
+        <w:br/>
+      </w:r>
+      <w:r>
+        <w:rPr>
+          <w:rStyle w:val="VerbatimChar"/>
+          <w:color w:val="00BFFF"/>
         </w:rPr>
         <w:t xml:space="preserve">│               REPORT / PROPOSAL TITLE                      │</w:t>
       </w:r>
       <w:r>
-        <w:br/>
-      </w:r>
-      <w:r>
-        <w:rPr>
-          <w:rStyle w:val="VerbatimChar"/>
+        <w:rPr>
+          <w:color w:val="00BFFF"/>
+        </w:rPr>
+        <w:br/>
+      </w:r>
+      <w:r>
+        <w:rPr>
+          <w:rStyle w:val="VerbatimChar"/>
+          <w:color w:val="00BFFF"/>
         </w:rPr>
         <w:t xml:space="preserve">│               (Montserrat Bold, 36pt, Sky Blue #00BFFF)    │</w:t>
       </w:r>
       <w:r>
-        <w:br/>
-      </w:r>
-      <w:r>
-        <w:rPr>
-          <w:rStyle w:val="VerbatimChar"/>
+        <w:rPr>
+          <w:color w:val="00BFFF"/>
+        </w:rPr>
+        <w:br/>
+      </w:r>
+      <w:r>
+        <w:rPr>
+          <w:rStyle w:val="VerbatimChar"/>
+          <w:color w:val="00BFFF"/>
         </w:rPr>
         <w:t xml:space="preserve">│                                                             │</w:t>
       </w:r>
       <w:r>
-        <w:br/>
-      </w:r>
-      <w:r>
-        <w:rPr>
-          <w:rStyle w:val="VerbatimChar"/>
+        <w:rPr>
+          <w:color w:val="00BFFF"/>
+        </w:rPr>
+        <w:br/>
+      </w:r>
+      <w:r>
+        <w:rPr>
+          <w:rStyle w:val="VerbatimChar"/>
+          <w:color w:val="00BFFF"/>
         </w:rPr>
         <w:t xml:space="preserve">│               Subtitle or Project Name                     │</w:t>
       </w:r>
       <w:r>
-        <w:br/>
-      </w:r>
-      <w:r>
-        <w:rPr>
-          <w:rStyle w:val="VerbatimChar"/>
+        <w:rPr>
+          <w:color w:val="00BFFF"/>
+        </w:rPr>
+        <w:br/>
+      </w:r>
+      <w:r>
+        <w:rPr>
+          <w:rStyle w:val="VerbatimChar"/>
+          <w:color w:val="00BFFF"/>
         </w:rPr>
         <w:t xml:space="preserve">│               (Open Sans, 18pt, Dark Blue #0099CC)         │</w:t>
       </w:r>
       <w:r>
-        <w:br/>
-      </w:r>
-      <w:r>
-        <w:rPr>
-          <w:rStyle w:val="VerbatimChar"/>
+        <w:rPr>
+          <w:color w:val="00BFFF"/>
+        </w:rPr>
+        <w:br/>
+      </w:r>
+      <w:r>
+        <w:rPr>
+          <w:rStyle w:val="VerbatimChar"/>
+          <w:color w:val="00BFFF"/>
         </w:rPr>
         <w:t xml:space="preserve">│                                                             │</w:t>
       </w:r>
       <w:r>
-        <w:br/>
-      </w:r>
-      <w:r>
-        <w:rPr>
-          <w:rStyle w:val="VerbatimChar"/>
+        <w:rPr>
+          <w:color w:val="00BFFF"/>
+        </w:rPr>
+        <w:br/>
+      </w:r>
+      <w:r>
+        <w:rPr>
+          <w:rStyle w:val="VerbatimChar"/>
+          <w:color w:val="00BFFF"/>
         </w:rPr>
         <w:t xml:space="preserve">│                                                             │</w:t>
       </w:r>
       <w:r>
-        <w:br/>
-      </w:r>
-      <w:r>
-        <w:rPr>
-          <w:rStyle w:val="VerbatimChar"/>
+        <w:rPr>
+          <w:color w:val="00BFFF"/>
+        </w:rPr>
+        <w:br/>
+      </w:r>
+      <w:r>
+        <w:rPr>
+          <w:rStyle w:val="VerbatimChar"/>
+          <w:color w:val="00BFFF"/>
         </w:rPr>
         <w:t xml:space="preserve">│  ═══════════════════════════════════════════════════════    │</w:t>
       </w:r>
       <w:r>
-        <w:br/>
-      </w:r>
-      <w:r>
-        <w:rPr>
-          <w:rStyle w:val="VerbatimChar"/>
+        <w:rPr>
+          <w:color w:val="00BFFF"/>
+        </w:rPr>
+        <w:br/>
+      </w:r>
+      <w:r>
+        <w:rPr>
+          <w:rStyle w:val="VerbatimChar"/>
+          <w:color w:val="00BFFF"/>
         </w:rPr>
         <w:t xml:space="preserve">│  Gradient bar: Sky Blue (#00BFFF) → Orange (#F5A623)       │</w:t>
       </w:r>
       <w:r>
-        <w:br/>
-      </w:r>
-      <w:r>
-        <w:rPr>
-          <w:rStyle w:val="VerbatimChar"/>
+        <w:rPr>
+          <w:color w:val="00BFFF"/>
+        </w:rPr>
+        <w:br/>
+      </w:r>
+      <w:r>
+        <w:rPr>
+          <w:rStyle w:val="VerbatimChar"/>
+          <w:color w:val="00BFFF"/>
         </w:rPr>
         <w:t xml:space="preserve">│  Height: 4px, Width: 60% centered                          │</w:t>
       </w:r>
       <w:r>
-        <w:br/>
-      </w:r>
-      <w:r>
-        <w:rPr>
-          <w:rStyle w:val="VerbatimChar"/>
+        <w:rPr>
+          <w:color w:val="00BFFF"/>
+        </w:rPr>
+        <w:br/>
+      </w:r>
+      <w:r>
+        <w:rPr>
+          <w:rStyle w:val="VerbatimChar"/>
+          <w:color w:val="00BFFF"/>
         </w:rPr>
         <w:t xml:space="preserve">│                                                             │</w:t>
       </w:r>
       <w:r>
-        <w:br/>
-      </w:r>
-      <w:r>
-        <w:rPr>
-          <w:rStyle w:val="VerbatimChar"/>
+        <w:rPr>
+          <w:color w:val="00BFFF"/>
+        </w:rPr>
+        <w:br/>
+      </w:r>
+      <w:r>
+        <w:rPr>
+          <w:rStyle w:val="VerbatimChar"/>
+          <w:color w:val="00BFFF"/>
         </w:rPr>
         <w:t xml:space="preserve">│                                                             │</w:t>
       </w:r>
       <w:r>
-        <w:br/>
-      </w:r>
-      <w:r>
-        <w:rPr>
-          <w:rStyle w:val="VerbatimChar"/>
+        <w:rPr>
+          <w:color w:val="00BFFF"/>
+        </w:rPr>
+        <w:br/>
+      </w:r>
+      <w:r>
+        <w:rPr>
+          <w:rStyle w:val="VerbatimChar"/>
+          <w:color w:val="00BFFF"/>
         </w:rPr>
         <w:t xml:space="preserve">│               Prepared for:                                │</w:t>
       </w:r>
       <w:r>
-        <w:br/>
-      </w:r>
-      <w:r>
-        <w:rPr>
-          <w:rStyle w:val="VerbatimChar"/>
+        <w:rPr>
+          <w:color w:val="00BFFF"/>
+        </w:rPr>
+        <w:br/>
+      </w:r>
+      <w:r>
+        <w:rPr>
+          <w:rStyle w:val="VerbatimChar"/>
+          <w:color w:val="00BFFF"/>
         </w:rPr>
         <w:t xml:space="preserve">│               [Client/Recipient Name]                      │</w:t>
       </w:r>
       <w:r>
-        <w:br/>
-      </w:r>
-      <w:r>
-        <w:rPr>
-          <w:rStyle w:val="VerbatimChar"/>
+        <w:rPr>
+          <w:color w:val="00BFFF"/>
+        </w:rPr>
+        <w:br/>
+      </w:r>
+      <w:r>
+        <w:rPr>
+          <w:rStyle w:val="VerbatimChar"/>
+          <w:color w:val="00BFFF"/>
         </w:rPr>
         <w:t xml:space="preserve">│               [Organization]                               │</w:t>
       </w:r>
       <w:r>
-        <w:br/>
-      </w:r>
-      <w:r>
-        <w:rPr>
-          <w:rStyle w:val="VerbatimChar"/>
+        <w:rPr>
+          <w:color w:val="00BFFF"/>
+        </w:rPr>
+        <w:br/>
+      </w:r>
+      <w:r>
+        <w:rPr>
+          <w:rStyle w:val="VerbatimChar"/>
+          <w:color w:val="00BFFF"/>
         </w:rPr>
         <w:t xml:space="preserve">│               (Open Sans, 14pt, #333333)                   │</w:t>
       </w:r>
       <w:r>
-        <w:br/>
-      </w:r>
-      <w:r>
-        <w:rPr>
-          <w:rStyle w:val="VerbatimChar"/>
+        <w:rPr>
+          <w:color w:val="00BFFF"/>
+        </w:rPr>
+        <w:br/>
+      </w:r>
+      <w:r>
+        <w:rPr>
+          <w:rStyle w:val="VerbatimChar"/>
+          <w:color w:val="00BFFF"/>
         </w:rPr>
         <w:t xml:space="preserve">│                                                             │</w:t>
       </w:r>
       <w:r>
-        <w:br/>
-      </w:r>
-      <w:r>
-        <w:rPr>
-          <w:rStyle w:val="VerbatimChar"/>
+        <w:rPr>
+          <w:color w:val="00BFFF"/>
+        </w:rPr>
+        <w:br/>
+      </w:r>
+      <w:r>
+        <w:rPr>
+          <w:rStyle w:val="VerbatimChar"/>
+          <w:color w:val="00BFFF"/>
         </w:rPr>
         <w:t xml:space="preserve">│               Prepared by:                                 │</w:t>
       </w:r>
       <w:r>
-        <w:br/>
-      </w:r>
-      <w:r>
-        <w:rPr>
-          <w:rStyle w:val="VerbatimChar"/>
+        <w:rPr>
+          <w:color w:val="00BFFF"/>
+        </w:rPr>
+        <w:br/>
+      </w:r>
+      <w:r>
+        <w:rPr>
+          <w:rStyle w:val="VerbatimChar"/>
+          <w:color w:val="00BFFF"/>
         </w:rPr>
         <w:t xml:space="preserve">│               PECH Group Holdings Ltd                      │</w:t>
       </w:r>
       <w:r>
-        <w:br/>
-      </w:r>
-      <w:r>
-        <w:rPr>
-          <w:rStyle w:val="VerbatimChar"/>
+        <w:rPr>
+          <w:color w:val="00BFFF"/>
+        </w:rPr>
+        <w:br/>
+      </w:r>
+      <w:r>
+        <w:rPr>
+          <w:rStyle w:val="VerbatimChar"/>
+          <w:color w:val="00BFFF"/>
         </w:rPr>
         <w:t xml:space="preserve">│               Lagos, Nigeria                               │</w:t>
       </w:r>
       <w:r>
-        <w:br/>
-      </w:r>
-      <w:r>
-        <w:rPr>
-          <w:rStyle w:val="VerbatimChar"/>
+        <w:rPr>
+          <w:color w:val="00BFFF"/>
+        </w:rPr>
+        <w:br/>
+      </w:r>
+      <w:r>
+        <w:rPr>
+          <w:rStyle w:val="VerbatimChar"/>
+          <w:color w:val="00BFFF"/>
         </w:rPr>
         <w:t xml:space="preserve">│               (Open Sans, 14pt, #333333)                   │</w:t>
       </w:r>
       <w:r>
-        <w:br/>
-      </w:r>
-      <w:r>
-        <w:rPr>
-          <w:rStyle w:val="VerbatimChar"/>
+        <w:rPr>
+          <w:color w:val="00BFFF"/>
+        </w:rPr>
+        <w:br/>
+      </w:r>
+      <w:r>
+        <w:rPr>
+          <w:rStyle w:val="VerbatimChar"/>
+          <w:color w:val="00BFFF"/>
         </w:rPr>
         <w:t xml:space="preserve">│                                                             │</w:t>
       </w:r>
       <w:r>
-        <w:br/>
-      </w:r>
-      <w:r>
-        <w:rPr>
-          <w:rStyle w:val="VerbatimChar"/>
+        <w:rPr>
+          <w:color w:val="00BFFF"/>
+        </w:rPr>
+        <w:br/>
+      </w:r>
+      <w:r>
+        <w:rPr>
+          <w:rStyle w:val="VerbatimChar"/>
+          <w:color w:val="00BFFF"/>
         </w:rPr>
         <w:t xml:space="preserve">│                                                             │</w:t>
       </w:r>
       <w:r>
-        <w:br/>
-      </w:r>
-      <w:r>
-        <w:rPr>
-          <w:rStyle w:val="VerbatimChar"/>
+        <w:rPr>
+          <w:color w:val="00BFFF"/>
+        </w:rPr>
+        <w:br/>
+      </w:r>
+      <w:r>
+        <w:rPr>
+          <w:rStyle w:val="VerbatimChar"/>
+          <w:color w:val="00BFFF"/>
         </w:rPr>
         <w:t xml:space="preserve">│  ┌─────────────────────────────────────────────────────┐   │</w:t>
       </w:r>
       <w:r>
-        <w:br/>
-      </w:r>
-      <w:r>
-        <w:rPr>
-          <w:rStyle w:val="VerbatimChar"/>
+        <w:rPr>
+          <w:color w:val="00BFFF"/>
+        </w:rPr>
+        <w:br/>
+      </w:r>
+      <w:r>
+        <w:rPr>
+          <w:rStyle w:val="VerbatimChar"/>
+          <w:color w:val="00BFFF"/>
         </w:rPr>
         <w:t xml:space="preserve">│  │  Document Ref:  PECH/[DEPT]/[YYYY]/[NNN]           │   │</w:t>
       </w:r>
       <w:r>
-        <w:br/>
-      </w:r>
-      <w:r>
-        <w:rPr>
-          <w:rStyle w:val="VerbatimChar"/>
+        <w:rPr>
+          <w:color w:val="00BFFF"/>
+        </w:rPr>
+        <w:br/>
+      </w:r>
+      <w:r>
+        <w:rPr>
+          <w:rStyle w:val="VerbatimChar"/>
+          <w:color w:val="00BFFF"/>
         </w:rPr>
         <w:t xml:space="preserve">│  │  Version:       [X.X]                               │   │</w:t>
       </w:r>
       <w:r>
-        <w:br/>
-      </w:r>
-      <w:r>
-        <w:rPr>
-          <w:rStyle w:val="VerbatimChar"/>
+        <w:rPr>
+          <w:color w:val="00BFFF"/>
+        </w:rPr>
+        <w:br/>
+      </w:r>
+      <w:r>
+        <w:rPr>
+          <w:rStyle w:val="VerbatimChar"/>
+          <w:color w:val="00BFFF"/>
         </w:rPr>
         <w:t xml:space="preserve">│  │  Date:          [DD Month YYYY]                     │   │</w:t>
       </w:r>
       <w:r>
-        <w:br/>
-      </w:r>
-      <w:r>
-        <w:rPr>
-          <w:rStyle w:val="VerbatimChar"/>
+        <w:rPr>
+          <w:color w:val="00BFFF"/>
+        </w:rPr>
+        <w:br/>
+      </w:r>
+      <w:r>
+        <w:rPr>
+          <w:rStyle w:val="VerbatimChar"/>
+          <w:color w:val="00BFFF"/>
         </w:rPr>
         <w:t xml:space="preserve">│  │  Status:        [Draft / Final / Confidential]      │   │</w:t>
       </w:r>
       <w:r>
-        <w:br/>
-      </w:r>
-      <w:r>
-        <w:rPr>
-          <w:rStyle w:val="VerbatimChar"/>
+        <w:rPr>
+          <w:color w:val="00BFFF"/>
+        </w:rPr>
+        <w:br/>
+      </w:r>
+      <w:r>
+        <w:rPr>
+          <w:rStyle w:val="VerbatimChar"/>
+          <w:color w:val="00BFFF"/>
         </w:rPr>
         <w:t xml:space="preserve">│  └─────────────────────────────────────────────────────┘   │</w:t>
       </w:r>
       <w:r>
-        <w:br/>
-      </w:r>
-      <w:r>
-        <w:rPr>
-          <w:rStyle w:val="VerbatimChar"/>
+        <w:rPr>
+          <w:color w:val="00BFFF"/>
+        </w:rPr>
+        <w:br/>
+      </w:r>
+      <w:r>
+        <w:rPr>
+          <w:rStyle w:val="VerbatimChar"/>
+          <w:color w:val="00BFFF"/>
         </w:rPr>
         <w:t xml:space="preserve">│  (Light gray background box, Open Sans 10pt)               │</w:t>
       </w:r>
       <w:r>
-        <w:br/>
-      </w:r>
-      <w:r>
-        <w:rPr>
-          <w:rStyle w:val="VerbatimChar"/>
+        <w:rPr>
+          <w:color w:val="00BFFF"/>
+        </w:rPr>
+        <w:br/>
+      </w:r>
+      <w:r>
+        <w:rPr>
+          <w:rStyle w:val="VerbatimChar"/>
+          <w:color w:val="00BFFF"/>
         </w:rPr>
         <w:t xml:space="preserve">│                                                             │</w:t>
       </w:r>
       <w:r>
-        <w:br/>
-      </w:r>
-      <w:r>
-        <w:rPr>
-          <w:rStyle w:val="VerbatimChar"/>
+        <w:rPr>
+          <w:color w:val="00BFFF"/>
+        </w:rPr>
+        <w:br/>
+      </w:r>
+      <w:r>
+        <w:rPr>
+          <w:rStyle w:val="VerbatimChar"/>
+          <w:color w:val="00BFFF"/>
         </w:rPr>
         <w:t xml:space="preserve">│                                                             │</w:t>
       </w:r>
       <w:r>
-        <w:br/>
-      </w:r>
-      <w:r>
-        <w:rPr>
-          <w:rStyle w:val="VerbatimChar"/>
+        <w:rPr>
+          <w:color w:val="00BFFF"/>
+        </w:rPr>
+        <w:br/>
+      </w:r>
+      <w:r>
+        <w:rPr>
+          <w:rStyle w:val="VerbatimChar"/>
+          <w:color w:val="00BFFF"/>
         </w:rPr>
         <w:t xml:space="preserve">│  ─────────────────────────────────────────────────────────  │</w:t>
       </w:r>
       <w:r>
-        <w:br/>
-      </w:r>
-      <w:r>
-        <w:rPr>
-          <w:rStyle w:val="VerbatimChar"/>
+        <w:rPr>
+          <w:color w:val="00BFFF"/>
+        </w:rPr>
+        <w:br/>
+      </w:r>
+      <w:r>
+        <w:rPr>
+          <w:rStyle w:val="VerbatimChar"/>
+          <w:color w:val="00BFFF"/>
         </w:rPr>
         <w:t xml:space="preserve">│  CONFIDENTIAL — This document contains proprietary         │</w:t>
       </w:r>
       <w:r>
-        <w:br/>
-      </w:r>
-      <w:r>
-        <w:rPr>
-          <w:rStyle w:val="VerbatimChar"/>
+        <w:rPr>
+          <w:color w:val="00BFFF"/>
+        </w:rPr>
+        <w:br/>
+      </w:r>
+      <w:r>
+        <w:rPr>
+          <w:rStyle w:val="VerbatimChar"/>
+          <w:color w:val="00BFFF"/>
         </w:rPr>
         <w:t xml:space="preserve">│  information of PECH Group Holdings Ltd. Unauthorized      │</w:t>
       </w:r>
       <w:r>
-        <w:br/>
-      </w:r>
-      <w:r>
-        <w:rPr>
-          <w:rStyle w:val="VerbatimChar"/>
+        <w:rPr>
+          <w:color w:val="00BFFF"/>
+        </w:rPr>
+        <w:br/>
+      </w:r>
+      <w:r>
+        <w:rPr>
+          <w:rStyle w:val="VerbatimChar"/>
+          <w:color w:val="00BFFF"/>
         </w:rPr>
         <w:t xml:space="preserve">│  reproduction or distribution is strictly prohibited.      │</w:t>
       </w:r>
       <w:r>
-        <w:br/>
-      </w:r>
-      <w:r>
-        <w:rPr>
-          <w:rStyle w:val="VerbatimChar"/>
+        <w:rPr>
+          <w:color w:val="00BFFF"/>
+        </w:rPr>
+        <w:br/>
+      </w:r>
+      <w:r>
+        <w:rPr>
+          <w:rStyle w:val="VerbatimChar"/>
+          <w:color w:val="00BFFF"/>
         </w:rPr>
         <w:t xml:space="preserve">│  (Open Sans Italic, 9pt, #999999)                          │</w:t>
       </w:r>
       <w:r>
-        <w:br/>
-      </w:r>
-      <w:r>
-        <w:rPr>
-          <w:rStyle w:val="VerbatimChar"/>
+        <w:rPr>
+          <w:color w:val="00BFFF"/>
+        </w:rPr>
+        <w:br/>
+      </w:r>
+      <w:r>
+        <w:rPr>
+          <w:rStyle w:val="VerbatimChar"/>
+          <w:color w:val="00BFFF"/>
         </w:rPr>
         <w:t xml:space="preserve">│                                                             │</w:t>
       </w:r>
       <w:r>
-        <w:br/>
-      </w:r>
-      <w:r>
-        <w:rPr>
-          <w:rStyle w:val="VerbatimChar"/>
+        <w:rPr>
+          <w:color w:val="00BFFF"/>
+        </w:rPr>
+        <w:br/>
+      </w:r>
+      <w:r>
+        <w:rPr>
+          <w:rStyle w:val="VerbatimChar"/>
+          <w:color w:val="00BFFF"/>
         </w:rPr>
         <w:t xml:space="preserve">│ ▓▓▓▓▓▓▓▓▓▓▓▓▓▓▓▓▓▓▓▓▓▓▓▓▓▓▓▓▓▓▓▓▓▓▓▓▓▓▓▓▓▓▓▓▓▓▓▓▓▓▓▓▓ │</w:t>
       </w:r>
       <w:r>
-        <w:br/>
-      </w:r>
-      <w:r>
-        <w:rPr>
-          <w:rStyle w:val="VerbatimChar"/>
+        <w:rPr>
+          <w:color w:val="00BFFF"/>
+        </w:rPr>
+        <w:br/>
+      </w:r>
+      <w:r>
+        <w:rPr>
+          <w:rStyle w:val="VerbatimChar"/>
+          <w:color w:val="00BFFF"/>
         </w:rPr>
         <w:t xml:space="preserve">│  Dark Background (#1B2838) bottom strip, 20px              │</w:t>
       </w:r>
       <w:r>
-        <w:br/>
-      </w:r>
-      <w:r>
-        <w:rPr>
-          <w:rStyle w:val="VerbatimChar"/>
+        <w:rPr>
+          <w:color w:val="00BFFF"/>
+        </w:rPr>
+        <w:br/>
+      </w:r>
+      <w:r>
+        <w:rPr>
+          <w:rStyle w:val="VerbatimChar"/>
+          <w:color w:val="00BFFF"/>
         </w:rPr>
         <w:t xml:space="preserve">└─────────────────────────────────────────────────────────────┘</w:t>
       </w:r>
@@ -500,8 +793,16 @@
     <w:p>
       <w:pPr>
         <w:pStyle w:val="Heading3"/>
+        <w:rPr>
+          <w:color w:val="E08A00"/>
+        </w:rPr>
       </w:pPr>
       <w:r>
+        <w:rPr>
+          <w:b/>
+          <w:color w:val="E08A00"/>
+          <w:sz w:val="26"/>
+        </w:rPr>
         <w:t xml:space="preserve">Color Specifications</w:t>
       </w:r>
     </w:p>
@@ -511,6 +812,14 @@
         <w:tblW w:type="auto" w:w="0"/>
         <w:tblLook w:firstRow="1" w:lastRow="0" w:firstColumn="0" w:lastColumn="0" w:noHBand="0" w:noVBand="0" w:val="0020"/>
         <w:jc w:val="start"/>
+        <w:tblBorders>
+          <w:top w:val="single" w:sz="4" w:space="0" w:color="B0D4E8"/>
+          <w:left w:val="single" w:sz="4" w:space="0" w:color="B0D4E8"/>
+          <w:bottom w:val="single" w:sz="4" w:space="0" w:color="B0D4E8"/>
+          <w:right w:val="single" w:sz="4" w:space="0" w:color="B0D4E8"/>
+          <w:insideH w:val="single" w:sz="4" w:space="0" w:color="B0D4E8"/>
+          <w:insideV w:val="single" w:sz="4" w:space="0" w:color="B0D4E8"/>
+        </w:tblBorders>
       </w:tblPr>
       <w:tblGrid>
         <w:gridCol w:w="2640"/>
@@ -522,37 +831,58 @@
           <w:tblHeader w:val="true"/>
         </w:trPr>
         <w:tc>
-          <w:tcPr/>
-          <w:p>
-            <w:pPr>
-              <w:pStyle w:val="Compact"/>
-              <w:jc w:val="left"/>
-            </w:pPr>
-            <w:r>
+          <w:tcPr>
+            <w:shd w:fill="0099CC" w:val="clear"/>
+          </w:tcPr>
+          <w:p>
+            <w:pPr>
+              <w:pStyle w:val="Compact"/>
+              <w:jc w:val="left"/>
+            </w:pPr>
+            <w:r>
+              <w:rPr>
+                <w:b/>
+                <w:color w:val="FFFFFF"/>
+                <w:sz w:val="20"/>
+              </w:rPr>
               <w:t xml:space="preserve">Element</w:t>
             </w:r>
           </w:p>
         </w:tc>
         <w:tc>
-          <w:tcPr/>
-          <w:p>
-            <w:pPr>
-              <w:pStyle w:val="Compact"/>
-              <w:jc w:val="left"/>
-            </w:pPr>
-            <w:r>
+          <w:tcPr>
+            <w:shd w:fill="0099CC" w:val="clear"/>
+          </w:tcPr>
+          <w:p>
+            <w:pPr>
+              <w:pStyle w:val="Compact"/>
+              <w:jc w:val="left"/>
+            </w:pPr>
+            <w:r>
+              <w:rPr>
+                <w:b/>
+                <w:color w:val="FFFFFF"/>
+                <w:sz w:val="20"/>
+              </w:rPr>
               <w:t xml:space="preserve">Color</w:t>
             </w:r>
           </w:p>
         </w:tc>
         <w:tc>
-          <w:tcPr/>
-          <w:p>
-            <w:pPr>
-              <w:pStyle w:val="Compact"/>
-              <w:jc w:val="left"/>
-            </w:pPr>
-            <w:r>
+          <w:tcPr>
+            <w:shd w:fill="0099CC" w:val="clear"/>
+          </w:tcPr>
+          <w:p>
+            <w:pPr>
+              <w:pStyle w:val="Compact"/>
+              <w:jc w:val="left"/>
+            </w:pPr>
+            <w:r>
+              <w:rPr>
+                <w:b/>
+                <w:color w:val="FFFFFF"/>
+                <w:sz w:val="20"/>
+              </w:rPr>
               <w:t xml:space="preserve">Hex</w:t>
             </w:r>
           </w:p>
@@ -560,37 +890,55 @@
       </w:tr>
       <w:tr>
         <w:tc>
-          <w:tcPr/>
-          <w:p>
-            <w:pPr>
-              <w:pStyle w:val="Compact"/>
-              <w:jc w:val="left"/>
-            </w:pPr>
-            <w:r>
+          <w:tcPr>
+            <w:shd w:fill="FFFFFF" w:val="clear"/>
+          </w:tcPr>
+          <w:p>
+            <w:pPr>
+              <w:pStyle w:val="Compact"/>
+              <w:jc w:val="left"/>
+            </w:pPr>
+            <w:r>
+              <w:rPr>
+                <w:color w:val="1A1A1A"/>
+                <w:sz w:val="19"/>
+              </w:rPr>
               <w:t xml:space="preserve">Background</w:t>
             </w:r>
           </w:p>
         </w:tc>
         <w:tc>
-          <w:tcPr/>
-          <w:p>
-            <w:pPr>
-              <w:pStyle w:val="Compact"/>
-              <w:jc w:val="left"/>
-            </w:pPr>
-            <w:r>
+          <w:tcPr>
+            <w:shd w:fill="FFFFFF" w:val="clear"/>
+          </w:tcPr>
+          <w:p>
+            <w:pPr>
+              <w:pStyle w:val="Compact"/>
+              <w:jc w:val="left"/>
+            </w:pPr>
+            <w:r>
+              <w:rPr>
+                <w:color w:val="1A1A1A"/>
+                <w:sz w:val="19"/>
+              </w:rPr>
               <w:t xml:space="preserve">White</w:t>
             </w:r>
           </w:p>
         </w:tc>
         <w:tc>
-          <w:tcPr/>
-          <w:p>
-            <w:pPr>
-              <w:pStyle w:val="Compact"/>
-              <w:jc w:val="left"/>
-            </w:pPr>
-            <w:r>
+          <w:tcPr>
+            <w:shd w:fill="FFFFFF" w:val="clear"/>
+          </w:tcPr>
+          <w:p>
+            <w:pPr>
+              <w:pStyle w:val="Compact"/>
+              <w:jc w:val="left"/>
+            </w:pPr>
+            <w:r>
+              <w:rPr>
+                <w:color w:val="1A1A1A"/>
+                <w:sz w:val="19"/>
+              </w:rPr>
               <w:t xml:space="preserve">#FFFFFF</w:t>
             </w:r>
           </w:p>
@@ -598,37 +946,55 @@
       </w:tr>
       <w:tr>
         <w:tc>
-          <w:tcPr/>
-          <w:p>
-            <w:pPr>
-              <w:pStyle w:val="Compact"/>
-              <w:jc w:val="left"/>
-            </w:pPr>
-            <w:r>
+          <w:tcPr>
+            <w:shd w:fill="E8F8FF" w:val="clear"/>
+          </w:tcPr>
+          <w:p>
+            <w:pPr>
+              <w:pStyle w:val="Compact"/>
+              <w:jc w:val="left"/>
+            </w:pPr>
+            <w:r>
+              <w:rPr>
+                <w:color w:val="1A1A1A"/>
+                <w:sz w:val="19"/>
+              </w:rPr>
               <w:t xml:space="preserve">Report Title</w:t>
             </w:r>
           </w:p>
         </w:tc>
         <w:tc>
-          <w:tcPr/>
-          <w:p>
-            <w:pPr>
-              <w:pStyle w:val="Compact"/>
-              <w:jc w:val="left"/>
-            </w:pPr>
-            <w:r>
+          <w:tcPr>
+            <w:shd w:fill="E8F8FF" w:val="clear"/>
+          </w:tcPr>
+          <w:p>
+            <w:pPr>
+              <w:pStyle w:val="Compact"/>
+              <w:jc w:val="left"/>
+            </w:pPr>
+            <w:r>
+              <w:rPr>
+                <w:color w:val="1A1A1A"/>
+                <w:sz w:val="19"/>
+              </w:rPr>
               <w:t xml:space="preserve">PECH Sky Blue</w:t>
             </w:r>
           </w:p>
         </w:tc>
         <w:tc>
-          <w:tcPr/>
-          <w:p>
-            <w:pPr>
-              <w:pStyle w:val="Compact"/>
-              <w:jc w:val="left"/>
-            </w:pPr>
-            <w:r>
+          <w:tcPr>
+            <w:shd w:fill="E8F8FF" w:val="clear"/>
+          </w:tcPr>
+          <w:p>
+            <w:pPr>
+              <w:pStyle w:val="Compact"/>
+              <w:jc w:val="left"/>
+            </w:pPr>
+            <w:r>
+              <w:rPr>
+                <w:color w:val="1A1A1A"/>
+                <w:sz w:val="19"/>
+              </w:rPr>
               <w:t xml:space="preserve">#00BFFF</w:t>
             </w:r>
           </w:p>
@@ -636,37 +1002,55 @@
       </w:tr>
       <w:tr>
         <w:tc>
-          <w:tcPr/>
-          <w:p>
-            <w:pPr>
-              <w:pStyle w:val="Compact"/>
-              <w:jc w:val="left"/>
-            </w:pPr>
-            <w:r>
+          <w:tcPr>
+            <w:shd w:fill="FFFFFF" w:val="clear"/>
+          </w:tcPr>
+          <w:p>
+            <w:pPr>
+              <w:pStyle w:val="Compact"/>
+              <w:jc w:val="left"/>
+            </w:pPr>
+            <w:r>
+              <w:rPr>
+                <w:color w:val="1A1A1A"/>
+                <w:sz w:val="19"/>
+              </w:rPr>
               <w:t xml:space="preserve">Subtitle</w:t>
             </w:r>
           </w:p>
         </w:tc>
         <w:tc>
-          <w:tcPr/>
-          <w:p>
-            <w:pPr>
-              <w:pStyle w:val="Compact"/>
-              <w:jc w:val="left"/>
-            </w:pPr>
-            <w:r>
+          <w:tcPr>
+            <w:shd w:fill="FFFFFF" w:val="clear"/>
+          </w:tcPr>
+          <w:p>
+            <w:pPr>
+              <w:pStyle w:val="Compact"/>
+              <w:jc w:val="left"/>
+            </w:pPr>
+            <w:r>
+              <w:rPr>
+                <w:color w:val="1A1A1A"/>
+                <w:sz w:val="19"/>
+              </w:rPr>
               <w:t xml:space="preserve">Dark Blue</w:t>
             </w:r>
           </w:p>
         </w:tc>
         <w:tc>
-          <w:tcPr/>
-          <w:p>
-            <w:pPr>
-              <w:pStyle w:val="Compact"/>
-              <w:jc w:val="left"/>
-            </w:pPr>
-            <w:r>
+          <w:tcPr>
+            <w:shd w:fill="FFFFFF" w:val="clear"/>
+          </w:tcPr>
+          <w:p>
+            <w:pPr>
+              <w:pStyle w:val="Compact"/>
+              <w:jc w:val="left"/>
+            </w:pPr>
+            <w:r>
+              <w:rPr>
+                <w:color w:val="1A1A1A"/>
+                <w:sz w:val="19"/>
+              </w:rPr>
               <w:t xml:space="preserve">#0099CC</w:t>
             </w:r>
           </w:p>
@@ -674,37 +1058,55 @@
       </w:tr>
       <w:tr>
         <w:tc>
-          <w:tcPr/>
-          <w:p>
-            <w:pPr>
-              <w:pStyle w:val="Compact"/>
-              <w:jc w:val="left"/>
-            </w:pPr>
-            <w:r>
+          <w:tcPr>
+            <w:shd w:fill="E8F8FF" w:val="clear"/>
+          </w:tcPr>
+          <w:p>
+            <w:pPr>
+              <w:pStyle w:val="Compact"/>
+              <w:jc w:val="left"/>
+            </w:pPr>
+            <w:r>
+              <w:rPr>
+                <w:color w:val="1A1A1A"/>
+                <w:sz w:val="19"/>
+              </w:rPr>
               <w:t xml:space="preserve">Gradient Bar (left)</w:t>
             </w:r>
           </w:p>
         </w:tc>
         <w:tc>
-          <w:tcPr/>
-          <w:p>
-            <w:pPr>
-              <w:pStyle w:val="Compact"/>
-              <w:jc w:val="left"/>
-            </w:pPr>
-            <w:r>
+          <w:tcPr>
+            <w:shd w:fill="E8F8FF" w:val="clear"/>
+          </w:tcPr>
+          <w:p>
+            <w:pPr>
+              <w:pStyle w:val="Compact"/>
+              <w:jc w:val="left"/>
+            </w:pPr>
+            <w:r>
+              <w:rPr>
+                <w:color w:val="1A1A1A"/>
+                <w:sz w:val="19"/>
+              </w:rPr>
               <w:t xml:space="preserve">Sky Blue</w:t>
             </w:r>
           </w:p>
         </w:tc>
         <w:tc>
-          <w:tcPr/>
-          <w:p>
-            <w:pPr>
-              <w:pStyle w:val="Compact"/>
-              <w:jc w:val="left"/>
-            </w:pPr>
-            <w:r>
+          <w:tcPr>
+            <w:shd w:fill="E8F8FF" w:val="clear"/>
+          </w:tcPr>
+          <w:p>
+            <w:pPr>
+              <w:pStyle w:val="Compact"/>
+              <w:jc w:val="left"/>
+            </w:pPr>
+            <w:r>
+              <w:rPr>
+                <w:color w:val="1A1A1A"/>
+                <w:sz w:val="19"/>
+              </w:rPr>
               <w:t xml:space="preserve">#00BFFF</w:t>
             </w:r>
           </w:p>
@@ -712,37 +1114,55 @@
       </w:tr>
       <w:tr>
         <w:tc>
-          <w:tcPr/>
-          <w:p>
-            <w:pPr>
-              <w:pStyle w:val="Compact"/>
-              <w:jc w:val="left"/>
-            </w:pPr>
-            <w:r>
+          <w:tcPr>
+            <w:shd w:fill="FFFFFF" w:val="clear"/>
+          </w:tcPr>
+          <w:p>
+            <w:pPr>
+              <w:pStyle w:val="Compact"/>
+              <w:jc w:val="left"/>
+            </w:pPr>
+            <w:r>
+              <w:rPr>
+                <w:color w:val="1A1A1A"/>
+                <w:sz w:val="19"/>
+              </w:rPr>
               <w:t xml:space="preserve">Gradient Bar (right)</w:t>
             </w:r>
           </w:p>
         </w:tc>
         <w:tc>
-          <w:tcPr/>
-          <w:p>
-            <w:pPr>
-              <w:pStyle w:val="Compact"/>
-              <w:jc w:val="left"/>
-            </w:pPr>
-            <w:r>
+          <w:tcPr>
+            <w:shd w:fill="FFFFFF" w:val="clear"/>
+          </w:tcPr>
+          <w:p>
+            <w:pPr>
+              <w:pStyle w:val="Compact"/>
+              <w:jc w:val="left"/>
+            </w:pPr>
+            <w:r>
+              <w:rPr>
+                <w:color w:val="1A1A1A"/>
+                <w:sz w:val="19"/>
+              </w:rPr>
               <w:t xml:space="preserve">Orange</w:t>
             </w:r>
           </w:p>
         </w:tc>
         <w:tc>
-          <w:tcPr/>
-          <w:p>
-            <w:pPr>
-              <w:pStyle w:val="Compact"/>
-              <w:jc w:val="left"/>
-            </w:pPr>
-            <w:r>
+          <w:tcPr>
+            <w:shd w:fill="FFFFFF" w:val="clear"/>
+          </w:tcPr>
+          <w:p>
+            <w:pPr>
+              <w:pStyle w:val="Compact"/>
+              <w:jc w:val="left"/>
+            </w:pPr>
+            <w:r>
+              <w:rPr>
+                <w:color w:val="1A1A1A"/>
+                <w:sz w:val="19"/>
+              </w:rPr>
               <w:t xml:space="preserve">#F5A623</w:t>
             </w:r>
           </w:p>
@@ -750,37 +1170,55 @@
       </w:tr>
       <w:tr>
         <w:tc>
-          <w:tcPr/>
-          <w:p>
-            <w:pPr>
-              <w:pStyle w:val="Compact"/>
-              <w:jc w:val="left"/>
-            </w:pPr>
-            <w:r>
+          <w:tcPr>
+            <w:shd w:fill="E8F8FF" w:val="clear"/>
+          </w:tcPr>
+          <w:p>
+            <w:pPr>
+              <w:pStyle w:val="Compact"/>
+              <w:jc w:val="left"/>
+            </w:pPr>
+            <w:r>
+              <w:rPr>
+                <w:color w:val="1A1A1A"/>
+                <w:sz w:val="19"/>
+              </w:rPr>
               <w:t xml:space="preserve">Body Text</w:t>
             </w:r>
           </w:p>
         </w:tc>
         <w:tc>
-          <w:tcPr/>
-          <w:p>
-            <w:pPr>
-              <w:pStyle w:val="Compact"/>
-              <w:jc w:val="left"/>
-            </w:pPr>
-            <w:r>
+          <w:tcPr>
+            <w:shd w:fill="E8F8FF" w:val="clear"/>
+          </w:tcPr>
+          <w:p>
+            <w:pPr>
+              <w:pStyle w:val="Compact"/>
+              <w:jc w:val="left"/>
+            </w:pPr>
+            <w:r>
+              <w:rPr>
+                <w:color w:val="1A1A1A"/>
+                <w:sz w:val="19"/>
+              </w:rPr>
               <w:t xml:space="preserve">Dark</w:t>
             </w:r>
           </w:p>
         </w:tc>
         <w:tc>
-          <w:tcPr/>
-          <w:p>
-            <w:pPr>
-              <w:pStyle w:val="Compact"/>
-              <w:jc w:val="left"/>
-            </w:pPr>
-            <w:r>
+          <w:tcPr>
+            <w:shd w:fill="E8F8FF" w:val="clear"/>
+          </w:tcPr>
+          <w:p>
+            <w:pPr>
+              <w:pStyle w:val="Compact"/>
+              <w:jc w:val="left"/>
+            </w:pPr>
+            <w:r>
+              <w:rPr>
+                <w:color w:val="1A1A1A"/>
+                <w:sz w:val="19"/>
+              </w:rPr>
               <w:t xml:space="preserve">#333333</w:t>
             </w:r>
           </w:p>
@@ -788,37 +1226,55 @@
       </w:tr>
       <w:tr>
         <w:tc>
-          <w:tcPr/>
-          <w:p>
-            <w:pPr>
-              <w:pStyle w:val="Compact"/>
-              <w:jc w:val="left"/>
-            </w:pPr>
-            <w:r>
+          <w:tcPr>
+            <w:shd w:fill="FFFFFF" w:val="clear"/>
+          </w:tcPr>
+          <w:p>
+            <w:pPr>
+              <w:pStyle w:val="Compact"/>
+              <w:jc w:val="left"/>
+            </w:pPr>
+            <w:r>
+              <w:rPr>
+                <w:color w:val="1A1A1A"/>
+                <w:sz w:val="19"/>
+              </w:rPr>
               <w:t xml:space="preserve">Version Box Background</w:t>
             </w:r>
           </w:p>
         </w:tc>
         <w:tc>
-          <w:tcPr/>
-          <w:p>
-            <w:pPr>
-              <w:pStyle w:val="Compact"/>
-              <w:jc w:val="left"/>
-            </w:pPr>
-            <w:r>
+          <w:tcPr>
+            <w:shd w:fill="FFFFFF" w:val="clear"/>
+          </w:tcPr>
+          <w:p>
+            <w:pPr>
+              <w:pStyle w:val="Compact"/>
+              <w:jc w:val="left"/>
+            </w:pPr>
+            <w:r>
+              <w:rPr>
+                <w:color w:val="1A1A1A"/>
+                <w:sz w:val="19"/>
+              </w:rPr>
               <w:t xml:space="preserve">Light Gray</w:t>
             </w:r>
           </w:p>
         </w:tc>
         <w:tc>
-          <w:tcPr/>
-          <w:p>
-            <w:pPr>
-              <w:pStyle w:val="Compact"/>
-              <w:jc w:val="left"/>
-            </w:pPr>
-            <w:r>
+          <w:tcPr>
+            <w:shd w:fill="FFFFFF" w:val="clear"/>
+          </w:tcPr>
+          <w:p>
+            <w:pPr>
+              <w:pStyle w:val="Compact"/>
+              <w:jc w:val="left"/>
+            </w:pPr>
+            <w:r>
+              <w:rPr>
+                <w:color w:val="1A1A1A"/>
+                <w:sz w:val="19"/>
+              </w:rPr>
               <w:t xml:space="preserve">#F5F5F5</w:t>
             </w:r>
           </w:p>
@@ -826,37 +1282,55 @@
       </w:tr>
       <w:tr>
         <w:tc>
-          <w:tcPr/>
-          <w:p>
-            <w:pPr>
-              <w:pStyle w:val="Compact"/>
-              <w:jc w:val="left"/>
-            </w:pPr>
-            <w:r>
+          <w:tcPr>
+            <w:shd w:fill="E8F8FF" w:val="clear"/>
+          </w:tcPr>
+          <w:p>
+            <w:pPr>
+              <w:pStyle w:val="Compact"/>
+              <w:jc w:val="left"/>
+            </w:pPr>
+            <w:r>
+              <w:rPr>
+                <w:color w:val="1A1A1A"/>
+                <w:sz w:val="19"/>
+              </w:rPr>
               <w:t xml:space="preserve">Version Box Border</w:t>
             </w:r>
           </w:p>
         </w:tc>
         <w:tc>
-          <w:tcPr/>
-          <w:p>
-            <w:pPr>
-              <w:pStyle w:val="Compact"/>
-              <w:jc w:val="left"/>
-            </w:pPr>
-            <w:r>
+          <w:tcPr>
+            <w:shd w:fill="E8F8FF" w:val="clear"/>
+          </w:tcPr>
+          <w:p>
+            <w:pPr>
+              <w:pStyle w:val="Compact"/>
+              <w:jc w:val="left"/>
+            </w:pPr>
+            <w:r>
+              <w:rPr>
+                <w:color w:val="1A1A1A"/>
+                <w:sz w:val="19"/>
+              </w:rPr>
               <w:t xml:space="preserve">Border Gray</w:t>
             </w:r>
           </w:p>
         </w:tc>
         <w:tc>
-          <w:tcPr/>
-          <w:p>
-            <w:pPr>
-              <w:pStyle w:val="Compact"/>
-              <w:jc w:val="left"/>
-            </w:pPr>
-            <w:r>
+          <w:tcPr>
+            <w:shd w:fill="E8F8FF" w:val="clear"/>
+          </w:tcPr>
+          <w:p>
+            <w:pPr>
+              <w:pStyle w:val="Compact"/>
+              <w:jc w:val="left"/>
+            </w:pPr>
+            <w:r>
+              <w:rPr>
+                <w:color w:val="1A1A1A"/>
+                <w:sz w:val="19"/>
+              </w:rPr>
               <w:t xml:space="preserve">#E0E0E0</w:t>
             </w:r>
           </w:p>
@@ -864,37 +1338,55 @@
       </w:tr>
       <w:tr>
         <w:tc>
-          <w:tcPr/>
-          <w:p>
-            <w:pPr>
-              <w:pStyle w:val="Compact"/>
-              <w:jc w:val="left"/>
-            </w:pPr>
-            <w:r>
+          <w:tcPr>
+            <w:shd w:fill="FFFFFF" w:val="clear"/>
+          </w:tcPr>
+          <w:p>
+            <w:pPr>
+              <w:pStyle w:val="Compact"/>
+              <w:jc w:val="left"/>
+            </w:pPr>
+            <w:r>
+              <w:rPr>
+                <w:color w:val="1A1A1A"/>
+                <w:sz w:val="19"/>
+              </w:rPr>
               <w:t xml:space="preserve">Confidentiality Text</w:t>
             </w:r>
           </w:p>
         </w:tc>
         <w:tc>
-          <w:tcPr/>
-          <w:p>
-            <w:pPr>
-              <w:pStyle w:val="Compact"/>
-              <w:jc w:val="left"/>
-            </w:pPr>
-            <w:r>
+          <w:tcPr>
+            <w:shd w:fill="FFFFFF" w:val="clear"/>
+          </w:tcPr>
+          <w:p>
+            <w:pPr>
+              <w:pStyle w:val="Compact"/>
+              <w:jc w:val="left"/>
+            </w:pPr>
+            <w:r>
+              <w:rPr>
+                <w:color w:val="1A1A1A"/>
+                <w:sz w:val="19"/>
+              </w:rPr>
               <w:t xml:space="preserve">Light Gray</w:t>
             </w:r>
           </w:p>
         </w:tc>
         <w:tc>
-          <w:tcPr/>
-          <w:p>
-            <w:pPr>
-              <w:pStyle w:val="Compact"/>
-              <w:jc w:val="left"/>
-            </w:pPr>
-            <w:r>
+          <w:tcPr>
+            <w:shd w:fill="FFFFFF" w:val="clear"/>
+          </w:tcPr>
+          <w:p>
+            <w:pPr>
+              <w:pStyle w:val="Compact"/>
+              <w:jc w:val="left"/>
+            </w:pPr>
+            <w:r>
+              <w:rPr>
+                <w:color w:val="1A1A1A"/>
+                <w:sz w:val="19"/>
+              </w:rPr>
               <w:t xml:space="preserve">#999999</w:t>
             </w:r>
           </w:p>
@@ -902,37 +1394,55 @@
       </w:tr>
       <w:tr>
         <w:tc>
-          <w:tcPr/>
-          <w:p>
-            <w:pPr>
-              <w:pStyle w:val="Compact"/>
-              <w:jc w:val="left"/>
-            </w:pPr>
-            <w:r>
+          <w:tcPr>
+            <w:shd w:fill="E8F8FF" w:val="clear"/>
+          </w:tcPr>
+          <w:p>
+            <w:pPr>
+              <w:pStyle w:val="Compact"/>
+              <w:jc w:val="left"/>
+            </w:pPr>
+            <w:r>
+              <w:rPr>
+                <w:color w:val="1A1A1A"/>
+                <w:sz w:val="19"/>
+              </w:rPr>
               <w:t xml:space="preserve">Bottom Strip</w:t>
             </w:r>
           </w:p>
         </w:tc>
         <w:tc>
-          <w:tcPr/>
-          <w:p>
-            <w:pPr>
-              <w:pStyle w:val="Compact"/>
-              <w:jc w:val="left"/>
-            </w:pPr>
-            <w:r>
+          <w:tcPr>
+            <w:shd w:fill="E8F8FF" w:val="clear"/>
+          </w:tcPr>
+          <w:p>
+            <w:pPr>
+              <w:pStyle w:val="Compact"/>
+              <w:jc w:val="left"/>
+            </w:pPr>
+            <w:r>
+              <w:rPr>
+                <w:color w:val="1A1A1A"/>
+                <w:sz w:val="19"/>
+              </w:rPr>
               <w:t xml:space="preserve">Dark Background</w:t>
             </w:r>
           </w:p>
         </w:tc>
         <w:tc>
-          <w:tcPr/>
-          <w:p>
-            <w:pPr>
-              <w:pStyle w:val="Compact"/>
-              <w:jc w:val="left"/>
-            </w:pPr>
-            <w:r>
+          <w:tcPr>
+            <w:shd w:fill="E8F8FF" w:val="clear"/>
+          </w:tcPr>
+          <w:p>
+            <w:pPr>
+              <w:pStyle w:val="Compact"/>
+              <w:jc w:val="left"/>
+            </w:pPr>
+            <w:r>
+              <w:rPr>
+                <w:color w:val="1A1A1A"/>
+                <w:sz w:val="19"/>
+              </w:rPr>
               <w:t xml:space="preserve">#1B2838</w:t>
             </w:r>
           </w:p>
@@ -951,8 +1461,16 @@
     <w:p>
       <w:pPr>
         <w:pStyle w:val="Heading3"/>
+        <w:rPr>
+          <w:color w:val="E08A00"/>
+        </w:rPr>
       </w:pPr>
       <w:r>
+        <w:rPr>
+          <w:b/>
+          <w:color w:val="E08A00"/>
+          <w:sz w:val="26"/>
+        </w:rPr>
         <w:t xml:space="preserve">Typography</w:t>
       </w:r>
     </w:p>
@@ -962,6 +1480,14 @@
         <w:tblW w:type="auto" w:w="0"/>
         <w:tblLook w:firstRow="1" w:lastRow="0" w:firstColumn="0" w:lastColumn="0" w:noHBand="0" w:noVBand="0" w:val="0020"/>
         <w:jc w:val="start"/>
+        <w:tblBorders>
+          <w:top w:val="single" w:sz="4" w:space="0" w:color="B0D4E8"/>
+          <w:left w:val="single" w:sz="4" w:space="0" w:color="B0D4E8"/>
+          <w:bottom w:val="single" w:sz="4" w:space="0" w:color="B0D4E8"/>
+          <w:right w:val="single" w:sz="4" w:space="0" w:color="B0D4E8"/>
+          <w:insideH w:val="single" w:sz="4" w:space="0" w:color="B0D4E8"/>
+          <w:insideV w:val="single" w:sz="4" w:space="0" w:color="B0D4E8"/>
+        </w:tblBorders>
       </w:tblPr>
       <w:tblGrid>
         <w:gridCol w:w="1584"/>
@@ -975,61 +1501,96 @@
           <w:tblHeader w:val="true"/>
         </w:trPr>
         <w:tc>
-          <w:tcPr/>
-          <w:p>
-            <w:pPr>
-              <w:pStyle w:val="Compact"/>
-              <w:jc w:val="left"/>
-            </w:pPr>
-            <w:r>
+          <w:tcPr>
+            <w:shd w:fill="0099CC" w:val="clear"/>
+          </w:tcPr>
+          <w:p>
+            <w:pPr>
+              <w:pStyle w:val="Compact"/>
+              <w:jc w:val="left"/>
+            </w:pPr>
+            <w:r>
+              <w:rPr>
+                <w:b/>
+                <w:color w:val="FFFFFF"/>
+                <w:sz w:val="20"/>
+              </w:rPr>
               <w:t xml:space="preserve">Element</w:t>
             </w:r>
           </w:p>
         </w:tc>
         <w:tc>
-          <w:tcPr/>
-          <w:p>
-            <w:pPr>
-              <w:pStyle w:val="Compact"/>
-              <w:jc w:val="left"/>
-            </w:pPr>
-            <w:r>
+          <w:tcPr>
+            <w:shd w:fill="0099CC" w:val="clear"/>
+          </w:tcPr>
+          <w:p>
+            <w:pPr>
+              <w:pStyle w:val="Compact"/>
+              <w:jc w:val="left"/>
+            </w:pPr>
+            <w:r>
+              <w:rPr>
+                <w:b/>
+                <w:color w:val="FFFFFF"/>
+                <w:sz w:val="20"/>
+              </w:rPr>
               <w:t xml:space="preserve">Font</w:t>
             </w:r>
           </w:p>
         </w:tc>
         <w:tc>
-          <w:tcPr/>
-          <w:p>
-            <w:pPr>
-              <w:pStyle w:val="Compact"/>
-              <w:jc w:val="left"/>
-            </w:pPr>
-            <w:r>
+          <w:tcPr>
+            <w:shd w:fill="0099CC" w:val="clear"/>
+          </w:tcPr>
+          <w:p>
+            <w:pPr>
+              <w:pStyle w:val="Compact"/>
+              <w:jc w:val="left"/>
+            </w:pPr>
+            <w:r>
+              <w:rPr>
+                <w:b/>
+                <w:color w:val="FFFFFF"/>
+                <w:sz w:val="20"/>
+              </w:rPr>
               <w:t xml:space="preserve">Size</w:t>
             </w:r>
           </w:p>
         </w:tc>
         <w:tc>
-          <w:tcPr/>
-          <w:p>
-            <w:pPr>
-              <w:pStyle w:val="Compact"/>
-              <w:jc w:val="left"/>
-            </w:pPr>
-            <w:r>
+          <w:tcPr>
+            <w:shd w:fill="0099CC" w:val="clear"/>
+          </w:tcPr>
+          <w:p>
+            <w:pPr>
+              <w:pStyle w:val="Compact"/>
+              <w:jc w:val="left"/>
+            </w:pPr>
+            <w:r>
+              <w:rPr>
+                <w:b/>
+                <w:color w:val="FFFFFF"/>
+                <w:sz w:val="20"/>
+              </w:rPr>
               <w:t xml:space="preserve">Weight</w:t>
             </w:r>
           </w:p>
         </w:tc>
         <w:tc>
-          <w:tcPr/>
-          <w:p>
-            <w:pPr>
-              <w:pStyle w:val="Compact"/>
-              <w:jc w:val="left"/>
-            </w:pPr>
-            <w:r>
+          <w:tcPr>
+            <w:shd w:fill="0099CC" w:val="clear"/>
+          </w:tcPr>
+          <w:p>
+            <w:pPr>
+              <w:pStyle w:val="Compact"/>
+              <w:jc w:val="left"/>
+            </w:pPr>
+            <w:r>
+              <w:rPr>
+                <w:b/>
+                <w:color w:val="FFFFFF"/>
+                <w:sz w:val="20"/>
+              </w:rPr>
               <w:t xml:space="preserve">Color</w:t>
             </w:r>
           </w:p>
@@ -1037,61 +1598,91 @@
       </w:tr>
       <w:tr>
         <w:tc>
-          <w:tcPr/>
-          <w:p>
-            <w:pPr>
-              <w:pStyle w:val="Compact"/>
-              <w:jc w:val="left"/>
-            </w:pPr>
-            <w:r>
+          <w:tcPr>
+            <w:shd w:fill="FFFFFF" w:val="clear"/>
+          </w:tcPr>
+          <w:p>
+            <w:pPr>
+              <w:pStyle w:val="Compact"/>
+              <w:jc w:val="left"/>
+            </w:pPr>
+            <w:r>
+              <w:rPr>
+                <w:color w:val="1A1A1A"/>
+                <w:sz w:val="19"/>
+              </w:rPr>
               <w:t xml:space="preserve">Report Title</w:t>
             </w:r>
           </w:p>
         </w:tc>
         <w:tc>
-          <w:tcPr/>
-          <w:p>
-            <w:pPr>
-              <w:pStyle w:val="Compact"/>
-              <w:jc w:val="left"/>
-            </w:pPr>
-            <w:r>
+          <w:tcPr>
+            <w:shd w:fill="FFFFFF" w:val="clear"/>
+          </w:tcPr>
+          <w:p>
+            <w:pPr>
+              <w:pStyle w:val="Compact"/>
+              <w:jc w:val="left"/>
+            </w:pPr>
+            <w:r>
+              <w:rPr>
+                <w:color w:val="1A1A1A"/>
+                <w:sz w:val="19"/>
+              </w:rPr>
               <w:t xml:space="preserve">Montserrat</w:t>
             </w:r>
           </w:p>
         </w:tc>
         <w:tc>
-          <w:tcPr/>
-          <w:p>
-            <w:pPr>
-              <w:pStyle w:val="Compact"/>
-              <w:jc w:val="left"/>
-            </w:pPr>
-            <w:r>
+          <w:tcPr>
+            <w:shd w:fill="FFFFFF" w:val="clear"/>
+          </w:tcPr>
+          <w:p>
+            <w:pPr>
+              <w:pStyle w:val="Compact"/>
+              <w:jc w:val="left"/>
+            </w:pPr>
+            <w:r>
+              <w:rPr>
+                <w:color w:val="1A1A1A"/>
+                <w:sz w:val="19"/>
+              </w:rPr>
               <w:t xml:space="preserve">36pt</w:t>
             </w:r>
           </w:p>
         </w:tc>
         <w:tc>
-          <w:tcPr/>
-          <w:p>
-            <w:pPr>
-              <w:pStyle w:val="Compact"/>
-              <w:jc w:val="left"/>
-            </w:pPr>
-            <w:r>
+          <w:tcPr>
+            <w:shd w:fill="FFFFFF" w:val="clear"/>
+          </w:tcPr>
+          <w:p>
+            <w:pPr>
+              <w:pStyle w:val="Compact"/>
+              <w:jc w:val="left"/>
+            </w:pPr>
+            <w:r>
+              <w:rPr>
+                <w:color w:val="1A1A1A"/>
+                <w:sz w:val="19"/>
+              </w:rPr>
               <w:t xml:space="preserve">Bold</w:t>
             </w:r>
           </w:p>
         </w:tc>
         <w:tc>
-          <w:tcPr/>
-          <w:p>
-            <w:pPr>
-              <w:pStyle w:val="Compact"/>
-              <w:jc w:val="left"/>
-            </w:pPr>
-            <w:r>
+          <w:tcPr>
+            <w:shd w:fill="FFFFFF" w:val="clear"/>
+          </w:tcPr>
+          <w:p>
+            <w:pPr>
+              <w:pStyle w:val="Compact"/>
+              <w:jc w:val="left"/>
+            </w:pPr>
+            <w:r>
+              <w:rPr>
+                <w:color w:val="1A1A1A"/>
+                <w:sz w:val="19"/>
+              </w:rPr>
               <w:t xml:space="preserve">#00BFFF</w:t>
             </w:r>
           </w:p>
@@ -1099,61 +1690,91 @@
       </w:tr>
       <w:tr>
         <w:tc>
-          <w:tcPr/>
-          <w:p>
-            <w:pPr>
-              <w:pStyle w:val="Compact"/>
-              <w:jc w:val="left"/>
-            </w:pPr>
-            <w:r>
+          <w:tcPr>
+            <w:shd w:fill="E8F8FF" w:val="clear"/>
+          </w:tcPr>
+          <w:p>
+            <w:pPr>
+              <w:pStyle w:val="Compact"/>
+              <w:jc w:val="left"/>
+            </w:pPr>
+            <w:r>
+              <w:rPr>
+                <w:color w:val="1A1A1A"/>
+                <w:sz w:val="19"/>
+              </w:rPr>
               <w:t xml:space="preserve">Subtitle</w:t>
             </w:r>
           </w:p>
         </w:tc>
         <w:tc>
-          <w:tcPr/>
-          <w:p>
-            <w:pPr>
-              <w:pStyle w:val="Compact"/>
-              <w:jc w:val="left"/>
-            </w:pPr>
-            <w:r>
+          <w:tcPr>
+            <w:shd w:fill="E8F8FF" w:val="clear"/>
+          </w:tcPr>
+          <w:p>
+            <w:pPr>
+              <w:pStyle w:val="Compact"/>
+              <w:jc w:val="left"/>
+            </w:pPr>
+            <w:r>
+              <w:rPr>
+                <w:color w:val="1A1A1A"/>
+                <w:sz w:val="19"/>
+              </w:rPr>
               <w:t xml:space="preserve">Open Sans</w:t>
             </w:r>
           </w:p>
         </w:tc>
         <w:tc>
-          <w:tcPr/>
-          <w:p>
-            <w:pPr>
-              <w:pStyle w:val="Compact"/>
-              <w:jc w:val="left"/>
-            </w:pPr>
-            <w:r>
+          <w:tcPr>
+            <w:shd w:fill="E8F8FF" w:val="clear"/>
+          </w:tcPr>
+          <w:p>
+            <w:pPr>
+              <w:pStyle w:val="Compact"/>
+              <w:jc w:val="left"/>
+            </w:pPr>
+            <w:r>
+              <w:rPr>
+                <w:color w:val="1A1A1A"/>
+                <w:sz w:val="19"/>
+              </w:rPr>
               <w:t xml:space="preserve">18pt</w:t>
             </w:r>
           </w:p>
         </w:tc>
         <w:tc>
-          <w:tcPr/>
-          <w:p>
-            <w:pPr>
-              <w:pStyle w:val="Compact"/>
-              <w:jc w:val="left"/>
-            </w:pPr>
-            <w:r>
+          <w:tcPr>
+            <w:shd w:fill="E8F8FF" w:val="clear"/>
+          </w:tcPr>
+          <w:p>
+            <w:pPr>
+              <w:pStyle w:val="Compact"/>
+              <w:jc w:val="left"/>
+            </w:pPr>
+            <w:r>
+              <w:rPr>
+                <w:color w:val="1A1A1A"/>
+                <w:sz w:val="19"/>
+              </w:rPr>
               <w:t xml:space="preserve">Regular</w:t>
             </w:r>
           </w:p>
         </w:tc>
         <w:tc>
-          <w:tcPr/>
-          <w:p>
-            <w:pPr>
-              <w:pStyle w:val="Compact"/>
-              <w:jc w:val="left"/>
-            </w:pPr>
-            <w:r>
+          <w:tcPr>
+            <w:shd w:fill="E8F8FF" w:val="clear"/>
+          </w:tcPr>
+          <w:p>
+            <w:pPr>
+              <w:pStyle w:val="Compact"/>
+              <w:jc w:val="left"/>
+            </w:pPr>
+            <w:r>
+              <w:rPr>
+                <w:color w:val="1A1A1A"/>
+                <w:sz w:val="19"/>
+              </w:rPr>
               <w:t xml:space="preserve">#0099CC</w:t>
             </w:r>
           </w:p>
@@ -1161,73 +1782,119 @@
       </w:tr>
       <w:tr>
         <w:tc>
-          <w:tcPr/>
-          <w:p>
-            <w:pPr>
-              <w:pStyle w:val="Compact"/>
-              <w:jc w:val="left"/>
-            </w:pPr>
-            <w:r>
+          <w:tcPr>
+            <w:shd w:fill="FFFFFF" w:val="clear"/>
+          </w:tcPr>
+          <w:p>
+            <w:pPr>
+              <w:pStyle w:val="Compact"/>
+              <w:jc w:val="left"/>
+            </w:pPr>
+            <w:r>
+              <w:rPr>
+                <w:color w:val="1A1A1A"/>
+                <w:sz w:val="19"/>
+              </w:rPr>
               <w:t xml:space="preserve">“</w:t>
             </w:r>
             <w:r>
+              <w:rPr>
+                <w:color w:val="1A1A1A"/>
+                <w:sz w:val="19"/>
+              </w:rPr>
               <w:t xml:space="preserve">Prepared for/by</w:t>
             </w:r>
             <w:r>
+              <w:rPr>
+                <w:color w:val="1A1A1A"/>
+                <w:sz w:val="19"/>
+              </w:rPr>
               <w:t xml:space="preserve">”</w:t>
             </w:r>
             <w:r>
+              <w:rPr>
+                <w:color w:val="1A1A1A"/>
+                <w:sz w:val="19"/>
+              </w:rPr>
               <w:t xml:space="preserve"> </w:t>
             </w:r>
             <w:r>
+              <w:rPr>
+                <w:color w:val="1A1A1A"/>
+                <w:sz w:val="19"/>
+              </w:rPr>
               <w:t xml:space="preserve">Labels</w:t>
             </w:r>
           </w:p>
         </w:tc>
         <w:tc>
-          <w:tcPr/>
-          <w:p>
-            <w:pPr>
-              <w:pStyle w:val="Compact"/>
-              <w:jc w:val="left"/>
-            </w:pPr>
-            <w:r>
+          <w:tcPr>
+            <w:shd w:fill="FFFFFF" w:val="clear"/>
+          </w:tcPr>
+          <w:p>
+            <w:pPr>
+              <w:pStyle w:val="Compact"/>
+              <w:jc w:val="left"/>
+            </w:pPr>
+            <w:r>
+              <w:rPr>
+                <w:color w:val="1A1A1A"/>
+                <w:sz w:val="19"/>
+              </w:rPr>
               <w:t xml:space="preserve">Open Sans</w:t>
             </w:r>
           </w:p>
         </w:tc>
         <w:tc>
-          <w:tcPr/>
-          <w:p>
-            <w:pPr>
-              <w:pStyle w:val="Compact"/>
-              <w:jc w:val="left"/>
-            </w:pPr>
-            <w:r>
+          <w:tcPr>
+            <w:shd w:fill="FFFFFF" w:val="clear"/>
+          </w:tcPr>
+          <w:p>
+            <w:pPr>
+              <w:pStyle w:val="Compact"/>
+              <w:jc w:val="left"/>
+            </w:pPr>
+            <w:r>
+              <w:rPr>
+                <w:color w:val="1A1A1A"/>
+                <w:sz w:val="19"/>
+              </w:rPr>
               <w:t xml:space="preserve">11pt</w:t>
             </w:r>
           </w:p>
         </w:tc>
         <w:tc>
-          <w:tcPr/>
-          <w:p>
-            <w:pPr>
-              <w:pStyle w:val="Compact"/>
-              <w:jc w:val="left"/>
-            </w:pPr>
-            <w:r>
+          <w:tcPr>
+            <w:shd w:fill="FFFFFF" w:val="clear"/>
+          </w:tcPr>
+          <w:p>
+            <w:pPr>
+              <w:pStyle w:val="Compact"/>
+              <w:jc w:val="left"/>
+            </w:pPr>
+            <w:r>
+              <w:rPr>
+                <w:color w:val="1A1A1A"/>
+                <w:sz w:val="19"/>
+              </w:rPr>
               <w:t xml:space="preserve">SemiBold</w:t>
             </w:r>
           </w:p>
         </w:tc>
         <w:tc>
-          <w:tcPr/>
-          <w:p>
-            <w:pPr>
-              <w:pStyle w:val="Compact"/>
-              <w:jc w:val="left"/>
-            </w:pPr>
-            <w:r>
+          <w:tcPr>
+            <w:shd w:fill="FFFFFF" w:val="clear"/>
+          </w:tcPr>
+          <w:p>
+            <w:pPr>
+              <w:pStyle w:val="Compact"/>
+              <w:jc w:val="left"/>
+            </w:pPr>
+            <w:r>
+              <w:rPr>
+                <w:color w:val="1A1A1A"/>
+                <w:sz w:val="19"/>
+              </w:rPr>
               <w:t xml:space="preserve">#666666</w:t>
             </w:r>
           </w:p>
@@ -1235,61 +1902,91 @@
       </w:tr>
       <w:tr>
         <w:tc>
-          <w:tcPr/>
-          <w:p>
-            <w:pPr>
-              <w:pStyle w:val="Compact"/>
-              <w:jc w:val="left"/>
-            </w:pPr>
-            <w:r>
+          <w:tcPr>
+            <w:shd w:fill="E8F8FF" w:val="clear"/>
+          </w:tcPr>
+          <w:p>
+            <w:pPr>
+              <w:pStyle w:val="Compact"/>
+              <w:jc w:val="left"/>
+            </w:pPr>
+            <w:r>
+              <w:rPr>
+                <w:color w:val="1A1A1A"/>
+                <w:sz w:val="19"/>
+              </w:rPr>
               <w:t xml:space="preserve">Names/Organizations</w:t>
             </w:r>
           </w:p>
         </w:tc>
         <w:tc>
-          <w:tcPr/>
-          <w:p>
-            <w:pPr>
-              <w:pStyle w:val="Compact"/>
-              <w:jc w:val="left"/>
-            </w:pPr>
-            <w:r>
+          <w:tcPr>
+            <w:shd w:fill="E8F8FF" w:val="clear"/>
+          </w:tcPr>
+          <w:p>
+            <w:pPr>
+              <w:pStyle w:val="Compact"/>
+              <w:jc w:val="left"/>
+            </w:pPr>
+            <w:r>
+              <w:rPr>
+                <w:color w:val="1A1A1A"/>
+                <w:sz w:val="19"/>
+              </w:rPr>
               <w:t xml:space="preserve">Open Sans</w:t>
             </w:r>
           </w:p>
         </w:tc>
         <w:tc>
-          <w:tcPr/>
-          <w:p>
-            <w:pPr>
-              <w:pStyle w:val="Compact"/>
-              <w:jc w:val="left"/>
-            </w:pPr>
-            <w:r>
+          <w:tcPr>
+            <w:shd w:fill="E8F8FF" w:val="clear"/>
+          </w:tcPr>
+          <w:p>
+            <w:pPr>
+              <w:pStyle w:val="Compact"/>
+              <w:jc w:val="left"/>
+            </w:pPr>
+            <w:r>
+              <w:rPr>
+                <w:color w:val="1A1A1A"/>
+                <w:sz w:val="19"/>
+              </w:rPr>
               <w:t xml:space="preserve">14pt</w:t>
             </w:r>
           </w:p>
         </w:tc>
         <w:tc>
-          <w:tcPr/>
-          <w:p>
-            <w:pPr>
-              <w:pStyle w:val="Compact"/>
-              <w:jc w:val="left"/>
-            </w:pPr>
-            <w:r>
+          <w:tcPr>
+            <w:shd w:fill="E8F8FF" w:val="clear"/>
+          </w:tcPr>
+          <w:p>
+            <w:pPr>
+              <w:pStyle w:val="Compact"/>
+              <w:jc w:val="left"/>
+            </w:pPr>
+            <w:r>
+              <w:rPr>
+                <w:color w:val="1A1A1A"/>
+                <w:sz w:val="19"/>
+              </w:rPr>
               <w:t xml:space="preserve">Regular</w:t>
             </w:r>
           </w:p>
         </w:tc>
         <w:tc>
-          <w:tcPr/>
-          <w:p>
-            <w:pPr>
-              <w:pStyle w:val="Compact"/>
-              <w:jc w:val="left"/>
-            </w:pPr>
-            <w:r>
+          <w:tcPr>
+            <w:shd w:fill="E8F8FF" w:val="clear"/>
+          </w:tcPr>
+          <w:p>
+            <w:pPr>
+              <w:pStyle w:val="Compact"/>
+              <w:jc w:val="left"/>
+            </w:pPr>
+            <w:r>
+              <w:rPr>
+                <w:color w:val="1A1A1A"/>
+                <w:sz w:val="19"/>
+              </w:rPr>
               <w:t xml:space="preserve">#333333</w:t>
             </w:r>
           </w:p>
@@ -1297,61 +1994,91 @@
       </w:tr>
       <w:tr>
         <w:tc>
-          <w:tcPr/>
-          <w:p>
-            <w:pPr>
-              <w:pStyle w:val="Compact"/>
-              <w:jc w:val="left"/>
-            </w:pPr>
-            <w:r>
+          <w:tcPr>
+            <w:shd w:fill="FFFFFF" w:val="clear"/>
+          </w:tcPr>
+          <w:p>
+            <w:pPr>
+              <w:pStyle w:val="Compact"/>
+              <w:jc w:val="left"/>
+            </w:pPr>
+            <w:r>
+              <w:rPr>
+                <w:color w:val="1A1A1A"/>
+                <w:sz w:val="19"/>
+              </w:rPr>
               <w:t xml:space="preserve">Version Table</w:t>
             </w:r>
           </w:p>
         </w:tc>
         <w:tc>
-          <w:tcPr/>
-          <w:p>
-            <w:pPr>
-              <w:pStyle w:val="Compact"/>
-              <w:jc w:val="left"/>
-            </w:pPr>
-            <w:r>
+          <w:tcPr>
+            <w:shd w:fill="FFFFFF" w:val="clear"/>
+          </w:tcPr>
+          <w:p>
+            <w:pPr>
+              <w:pStyle w:val="Compact"/>
+              <w:jc w:val="left"/>
+            </w:pPr>
+            <w:r>
+              <w:rPr>
+                <w:color w:val="1A1A1A"/>
+                <w:sz w:val="19"/>
+              </w:rPr>
               <w:t xml:space="preserve">Open Sans</w:t>
             </w:r>
           </w:p>
         </w:tc>
         <w:tc>
-          <w:tcPr/>
-          <w:p>
-            <w:pPr>
-              <w:pStyle w:val="Compact"/>
-              <w:jc w:val="left"/>
-            </w:pPr>
-            <w:r>
+          <w:tcPr>
+            <w:shd w:fill="FFFFFF" w:val="clear"/>
+          </w:tcPr>
+          <w:p>
+            <w:pPr>
+              <w:pStyle w:val="Compact"/>
+              <w:jc w:val="left"/>
+            </w:pPr>
+            <w:r>
+              <w:rPr>
+                <w:color w:val="1A1A1A"/>
+                <w:sz w:val="19"/>
+              </w:rPr>
               <w:t xml:space="preserve">10pt</w:t>
             </w:r>
           </w:p>
         </w:tc>
         <w:tc>
-          <w:tcPr/>
-          <w:p>
-            <w:pPr>
-              <w:pStyle w:val="Compact"/>
-              <w:jc w:val="left"/>
-            </w:pPr>
-            <w:r>
+          <w:tcPr>
+            <w:shd w:fill="FFFFFF" w:val="clear"/>
+          </w:tcPr>
+          <w:p>
+            <w:pPr>
+              <w:pStyle w:val="Compact"/>
+              <w:jc w:val="left"/>
+            </w:pPr>
+            <w:r>
+              <w:rPr>
+                <w:color w:val="1A1A1A"/>
+                <w:sz w:val="19"/>
+              </w:rPr>
               <w:t xml:space="preserve">Regular</w:t>
             </w:r>
           </w:p>
         </w:tc>
         <w:tc>
-          <w:tcPr/>
-          <w:p>
-            <w:pPr>
-              <w:pStyle w:val="Compact"/>
-              <w:jc w:val="left"/>
-            </w:pPr>
-            <w:r>
+          <w:tcPr>
+            <w:shd w:fill="FFFFFF" w:val="clear"/>
+          </w:tcPr>
+          <w:p>
+            <w:pPr>
+              <w:pStyle w:val="Compact"/>
+              <w:jc w:val="left"/>
+            </w:pPr>
+            <w:r>
+              <w:rPr>
+                <w:color w:val="1A1A1A"/>
+                <w:sz w:val="19"/>
+              </w:rPr>
               <w:t xml:space="preserve">#333333</w:t>
             </w:r>
           </w:p>
@@ -1359,61 +2086,91 @@
       </w:tr>
       <w:tr>
         <w:tc>
-          <w:tcPr/>
-          <w:p>
-            <w:pPr>
-              <w:pStyle w:val="Compact"/>
-              <w:jc w:val="left"/>
-            </w:pPr>
-            <w:r>
+          <w:tcPr>
+            <w:shd w:fill="E8F8FF" w:val="clear"/>
+          </w:tcPr>
+          <w:p>
+            <w:pPr>
+              <w:pStyle w:val="Compact"/>
+              <w:jc w:val="left"/>
+            </w:pPr>
+            <w:r>
+              <w:rPr>
+                <w:color w:val="1A1A1A"/>
+                <w:sz w:val="19"/>
+              </w:rPr>
               <w:t xml:space="preserve">Confidentiality Notice</w:t>
             </w:r>
           </w:p>
         </w:tc>
         <w:tc>
-          <w:tcPr/>
-          <w:p>
-            <w:pPr>
-              <w:pStyle w:val="Compact"/>
-              <w:jc w:val="left"/>
-            </w:pPr>
-            <w:r>
+          <w:tcPr>
+            <w:shd w:fill="E8F8FF" w:val="clear"/>
+          </w:tcPr>
+          <w:p>
+            <w:pPr>
+              <w:pStyle w:val="Compact"/>
+              <w:jc w:val="left"/>
+            </w:pPr>
+            <w:r>
+              <w:rPr>
+                <w:color w:val="1A1A1A"/>
+                <w:sz w:val="19"/>
+              </w:rPr>
               <w:t xml:space="preserve">Open Sans</w:t>
             </w:r>
           </w:p>
         </w:tc>
         <w:tc>
-          <w:tcPr/>
-          <w:p>
-            <w:pPr>
-              <w:pStyle w:val="Compact"/>
-              <w:jc w:val="left"/>
-            </w:pPr>
-            <w:r>
+          <w:tcPr>
+            <w:shd w:fill="E8F8FF" w:val="clear"/>
+          </w:tcPr>
+          <w:p>
+            <w:pPr>
+              <w:pStyle w:val="Compact"/>
+              <w:jc w:val="left"/>
+            </w:pPr>
+            <w:r>
+              <w:rPr>
+                <w:color w:val="1A1A1A"/>
+                <w:sz w:val="19"/>
+              </w:rPr>
               <w:t xml:space="preserve">9pt</w:t>
             </w:r>
           </w:p>
         </w:tc>
         <w:tc>
-          <w:tcPr/>
-          <w:p>
-            <w:pPr>
-              <w:pStyle w:val="Compact"/>
-              <w:jc w:val="left"/>
-            </w:pPr>
-            <w:r>
+          <w:tcPr>
+            <w:shd w:fill="E8F8FF" w:val="clear"/>
+          </w:tcPr>
+          <w:p>
+            <w:pPr>
+              <w:pStyle w:val="Compact"/>
+              <w:jc w:val="left"/>
+            </w:pPr>
+            <w:r>
+              <w:rPr>
+                <w:color w:val="1A1A1A"/>
+                <w:sz w:val="19"/>
+              </w:rPr>
               <w:t xml:space="preserve">Italic</w:t>
             </w:r>
           </w:p>
         </w:tc>
         <w:tc>
-          <w:tcPr/>
-          <w:p>
-            <w:pPr>
-              <w:pStyle w:val="Compact"/>
-              <w:jc w:val="left"/>
-            </w:pPr>
-            <w:r>
+          <w:tcPr>
+            <w:shd w:fill="E8F8FF" w:val="clear"/>
+          </w:tcPr>
+          <w:p>
+            <w:pPr>
+              <w:pStyle w:val="Compact"/>
+              <w:jc w:val="left"/>
+            </w:pPr>
+            <w:r>
+              <w:rPr>
+                <w:color w:val="1A1A1A"/>
+                <w:sz w:val="19"/>
+              </w:rPr>
               <w:t xml:space="preserve">#999999</w:t>
             </w:r>
           </w:p>
@@ -1432,8 +2189,16 @@
     <w:p>
       <w:pPr>
         <w:pStyle w:val="Heading3"/>
+        <w:rPr>
+          <w:color w:val="E08A00"/>
+        </w:rPr>
       </w:pPr>
       <w:r>
+        <w:rPr>
+          <w:b/>
+          <w:color w:val="E08A00"/>
+          <w:sz w:val="26"/>
+        </w:rPr>
         <w:t xml:space="preserve">Variations</w:t>
       </w:r>
     </w:p>
@@ -1443,6 +2208,14 @@
         <w:tblW w:type="pct" w:w="5000"/>
         <w:tblLook w:firstRow="1" w:lastRow="0" w:firstColumn="0" w:lastColumn="0" w:noHBand="0" w:noVBand="0" w:val="0020"/>
         <w:jc w:val="start"/>
+        <w:tblBorders>
+          <w:top w:val="single" w:sz="4" w:space="0" w:color="B0D4E8"/>
+          <w:left w:val="single" w:sz="4" w:space="0" w:color="B0D4E8"/>
+          <w:bottom w:val="single" w:sz="4" w:space="0" w:color="B0D4E8"/>
+          <w:right w:val="single" w:sz="4" w:space="0" w:color="B0D4E8"/>
+          <w:insideH w:val="single" w:sz="4" w:space="0" w:color="B0D4E8"/>
+          <w:insideV w:val="single" w:sz="4" w:space="0" w:color="B0D4E8"/>
+        </w:tblBorders>
       </w:tblPr>
       <w:tblGrid>
         <w:gridCol w:w="3960"/>
@@ -1453,25 +2226,39 @@
           <w:tblHeader w:val="true"/>
         </w:trPr>
         <w:tc>
-          <w:tcPr/>
-          <w:p>
-            <w:pPr>
-              <w:pStyle w:val="Compact"/>
-              <w:jc w:val="left"/>
-            </w:pPr>
-            <w:r>
+          <w:tcPr>
+            <w:shd w:fill="0099CC" w:val="clear"/>
+          </w:tcPr>
+          <w:p>
+            <w:pPr>
+              <w:pStyle w:val="Compact"/>
+              <w:jc w:val="left"/>
+            </w:pPr>
+            <w:r>
+              <w:rPr>
+                <w:b/>
+                <w:color w:val="FFFFFF"/>
+                <w:sz w:val="20"/>
+              </w:rPr>
               <w:t xml:space="preserve">Type</w:t>
             </w:r>
           </w:p>
         </w:tc>
         <w:tc>
-          <w:tcPr/>
-          <w:p>
-            <w:pPr>
-              <w:pStyle w:val="Compact"/>
-              <w:jc w:val="left"/>
-            </w:pPr>
-            <w:r>
+          <w:tcPr>
+            <w:shd w:fill="0099CC" w:val="clear"/>
+          </w:tcPr>
+          <w:p>
+            <w:pPr>
+              <w:pStyle w:val="Compact"/>
+              <w:jc w:val="left"/>
+            </w:pPr>
+            <w:r>
+              <w:rPr>
+                <w:b/>
+                <w:color w:val="FFFFFF"/>
+                <w:sz w:val="20"/>
+              </w:rPr>
               <w:t xml:space="preserve">Modification</w:t>
             </w:r>
           </w:p>
@@ -1479,7 +2266,9 @@
       </w:tr>
       <w:tr>
         <w:tc>
-          <w:tcPr/>
+          <w:tcPr>
+            <w:shd w:fill="FFFFFF" w:val="clear"/>
+          </w:tcPr>
           <w:p>
             <w:pPr>
               <w:pStyle w:val="Compact"/>
@@ -1489,37 +2278,69 @@
               <w:rPr>
                 <w:bCs/>
                 <w:b/>
+                <w:color w:val="1A1A1A"/>
+                <w:sz w:val="19"/>
               </w:rPr>
               <w:t xml:space="preserve">Technical Report</w:t>
             </w:r>
           </w:p>
         </w:tc>
         <w:tc>
-          <w:tcPr/>
-          <w:p>
-            <w:pPr>
-              <w:pStyle w:val="Compact"/>
-              <w:jc w:val="left"/>
-            </w:pPr>
-            <w:r>
+          <w:tcPr>
+            <w:shd w:fill="FFFFFF" w:val="clear"/>
+          </w:tcPr>
+          <w:p>
+            <w:pPr>
+              <w:pStyle w:val="Compact"/>
+              <w:jc w:val="left"/>
+            </w:pPr>
+            <w:r>
+              <w:rPr>
+                <w:color w:val="1A1A1A"/>
+                <w:sz w:val="19"/>
+              </w:rPr>
               <w:t xml:space="preserve">Add</w:t>
             </w:r>
             <w:r>
+              <w:rPr>
+                <w:color w:val="1A1A1A"/>
+                <w:sz w:val="19"/>
+              </w:rPr>
               <w:t xml:space="preserve"> </w:t>
             </w:r>
             <w:r>
+              <w:rPr>
+                <w:color w:val="1A1A1A"/>
+                <w:sz w:val="19"/>
+              </w:rPr>
               <w:t xml:space="preserve">“</w:t>
             </w:r>
             <w:r>
+              <w:rPr>
+                <w:color w:val="1A1A1A"/>
+                <w:sz w:val="19"/>
+              </w:rPr>
               <w:t xml:space="preserve">Technical Report</w:t>
             </w:r>
             <w:r>
+              <w:rPr>
+                <w:color w:val="1A1A1A"/>
+                <w:sz w:val="19"/>
+              </w:rPr>
               <w:t xml:space="preserve">”</w:t>
             </w:r>
             <w:r>
+              <w:rPr>
+                <w:color w:val="1A1A1A"/>
+                <w:sz w:val="19"/>
+              </w:rPr>
               <w:t xml:space="preserve"> </w:t>
             </w:r>
             <w:r>
+              <w:rPr>
+                <w:color w:val="1A1A1A"/>
+                <w:sz w:val="19"/>
+              </w:rPr>
               <w:t xml:space="preserve">badge in Sky Blue above title</w:t>
             </w:r>
           </w:p>
@@ -1527,7 +2348,9 @@
       </w:tr>
       <w:tr>
         <w:tc>
-          <w:tcPr/>
+          <w:tcPr>
+            <w:shd w:fill="E8F8FF" w:val="clear"/>
+          </w:tcPr>
           <w:p>
             <w:pPr>
               <w:pStyle w:val="Compact"/>
@@ -1537,37 +2360,69 @@
               <w:rPr>
                 <w:bCs/>
                 <w:b/>
+                <w:color w:val="1A1A1A"/>
+                <w:sz w:val="19"/>
               </w:rPr>
               <w:t xml:space="preserve">Financial Proposal</w:t>
             </w:r>
           </w:p>
         </w:tc>
         <w:tc>
-          <w:tcPr/>
-          <w:p>
-            <w:pPr>
-              <w:pStyle w:val="Compact"/>
-              <w:jc w:val="left"/>
-            </w:pPr>
-            <w:r>
+          <w:tcPr>
+            <w:shd w:fill="E8F8FF" w:val="clear"/>
+          </w:tcPr>
+          <w:p>
+            <w:pPr>
+              <w:pStyle w:val="Compact"/>
+              <w:jc w:val="left"/>
+            </w:pPr>
+            <w:r>
+              <w:rPr>
+                <w:color w:val="1A1A1A"/>
+                <w:sz w:val="19"/>
+              </w:rPr>
               <w:t xml:space="preserve">Add</w:t>
             </w:r>
             <w:r>
+              <w:rPr>
+                <w:color w:val="1A1A1A"/>
+                <w:sz w:val="19"/>
+              </w:rPr>
               <w:t xml:space="preserve"> </w:t>
             </w:r>
             <w:r>
+              <w:rPr>
+                <w:color w:val="1A1A1A"/>
+                <w:sz w:val="19"/>
+              </w:rPr>
               <w:t xml:space="preserve">“</w:t>
             </w:r>
             <w:r>
+              <w:rPr>
+                <w:color w:val="1A1A1A"/>
+                <w:sz w:val="19"/>
+              </w:rPr>
               <w:t xml:space="preserve">Financial Proposal</w:t>
             </w:r>
             <w:r>
+              <w:rPr>
+                <w:color w:val="1A1A1A"/>
+                <w:sz w:val="19"/>
+              </w:rPr>
               <w:t xml:space="preserve">”</w:t>
             </w:r>
             <w:r>
+              <w:rPr>
+                <w:color w:val="1A1A1A"/>
+                <w:sz w:val="19"/>
+              </w:rPr>
               <w:t xml:space="preserve"> </w:t>
             </w:r>
             <w:r>
+              <w:rPr>
+                <w:color w:val="1A1A1A"/>
+                <w:sz w:val="19"/>
+              </w:rPr>
               <w:t xml:space="preserve">badge in Orange above title</w:t>
             </w:r>
           </w:p>
@@ -1575,7 +2430,9 @@
       </w:tr>
       <w:tr>
         <w:tc>
-          <w:tcPr/>
+          <w:tcPr>
+            <w:shd w:fill="FFFFFF" w:val="clear"/>
+          </w:tcPr>
           <w:p>
             <w:pPr>
               <w:pStyle w:val="Compact"/>
@@ -1585,37 +2442,69 @@
               <w:rPr>
                 <w:bCs/>
                 <w:b/>
+                <w:color w:val="1A1A1A"/>
+                <w:sz w:val="19"/>
               </w:rPr>
               <w:t xml:space="preserve">Feasibility Study</w:t>
             </w:r>
           </w:p>
         </w:tc>
         <w:tc>
-          <w:tcPr/>
-          <w:p>
-            <w:pPr>
-              <w:pStyle w:val="Compact"/>
-              <w:jc w:val="left"/>
-            </w:pPr>
-            <w:r>
+          <w:tcPr>
+            <w:shd w:fill="FFFFFF" w:val="clear"/>
+          </w:tcPr>
+          <w:p>
+            <w:pPr>
+              <w:pStyle w:val="Compact"/>
+              <w:jc w:val="left"/>
+            </w:pPr>
+            <w:r>
+              <w:rPr>
+                <w:color w:val="1A1A1A"/>
+                <w:sz w:val="19"/>
+              </w:rPr>
               <w:t xml:space="preserve">Add</w:t>
             </w:r>
             <w:r>
+              <w:rPr>
+                <w:color w:val="1A1A1A"/>
+                <w:sz w:val="19"/>
+              </w:rPr>
               <w:t xml:space="preserve"> </w:t>
             </w:r>
             <w:r>
+              <w:rPr>
+                <w:color w:val="1A1A1A"/>
+                <w:sz w:val="19"/>
+              </w:rPr>
               <w:t xml:space="preserve">“</w:t>
             </w:r>
             <w:r>
+              <w:rPr>
+                <w:color w:val="1A1A1A"/>
+                <w:sz w:val="19"/>
+              </w:rPr>
               <w:t xml:space="preserve">Feasibility Study</w:t>
             </w:r>
             <w:r>
+              <w:rPr>
+                <w:color w:val="1A1A1A"/>
+                <w:sz w:val="19"/>
+              </w:rPr>
               <w:t xml:space="preserve">”</w:t>
             </w:r>
             <w:r>
+              <w:rPr>
+                <w:color w:val="1A1A1A"/>
+                <w:sz w:val="19"/>
+              </w:rPr>
               <w:t xml:space="preserve"> </w:t>
             </w:r>
             <w:r>
+              <w:rPr>
+                <w:color w:val="1A1A1A"/>
+                <w:sz w:val="19"/>
+              </w:rPr>
               <w:t xml:space="preserve">badge in Dark Blue above title</w:t>
             </w:r>
           </w:p>
@@ -1623,7 +2512,9 @@
       </w:tr>
       <w:tr>
         <w:tc>
-          <w:tcPr/>
+          <w:tcPr>
+            <w:shd w:fill="E8F8FF" w:val="clear"/>
+          </w:tcPr>
           <w:p>
             <w:pPr>
               <w:pStyle w:val="Compact"/>
@@ -1633,19 +2524,27 @@
               <w:rPr>
                 <w:bCs/>
                 <w:b/>
+                <w:color w:val="1A1A1A"/>
+                <w:sz w:val="19"/>
               </w:rPr>
               <w:t xml:space="preserve">Annual Report</w:t>
             </w:r>
           </w:p>
         </w:tc>
         <w:tc>
-          <w:tcPr/>
-          <w:p>
-            <w:pPr>
-              <w:pStyle w:val="Compact"/>
-              <w:jc w:val="left"/>
-            </w:pPr>
-            <w:r>
+          <w:tcPr>
+            <w:shd w:fill="E8F8FF" w:val="clear"/>
+          </w:tcPr>
+          <w:p>
+            <w:pPr>
+              <w:pStyle w:val="Compact"/>
+              <w:jc w:val="left"/>
+            </w:pPr>
+            <w:r>
+              <w:rPr>
+                <w:color w:val="1A1A1A"/>
+                <w:sz w:val="19"/>
+              </w:rPr>
               <w:t xml:space="preserve">Use full Dark Background (#1B2838) with white/blue text</w:t>
             </w:r>
           </w:p>
@@ -1653,7 +2552,9 @@
       </w:tr>
       <w:tr>
         <w:tc>
-          <w:tcPr/>
+          <w:tcPr>
+            <w:shd w:fill="FFFFFF" w:val="clear"/>
+          </w:tcPr>
           <w:p>
             <w:pPr>
               <w:pStyle w:val="Compact"/>
@@ -1663,37 +2564,69 @@
               <w:rPr>
                 <w:bCs/>
                 <w:b/>
+                <w:color w:val="1A1A1A"/>
+                <w:sz w:val="19"/>
               </w:rPr>
               <w:t xml:space="preserve">Investor Deck</w:t>
             </w:r>
           </w:p>
         </w:tc>
         <w:tc>
-          <w:tcPr/>
-          <w:p>
-            <w:pPr>
-              <w:pStyle w:val="Compact"/>
-              <w:jc w:val="left"/>
-            </w:pPr>
-            <w:r>
+          <w:tcPr>
+            <w:shd w:fill="FFFFFF" w:val="clear"/>
+          </w:tcPr>
+          <w:p>
+            <w:pPr>
+              <w:pStyle w:val="Compact"/>
+              <w:jc w:val="left"/>
+            </w:pPr>
+            <w:r>
+              <w:rPr>
+                <w:color w:val="1A1A1A"/>
+                <w:sz w:val="19"/>
+              </w:rPr>
               <w:t xml:space="preserve">Add</w:t>
             </w:r>
             <w:r>
+              <w:rPr>
+                <w:color w:val="1A1A1A"/>
+                <w:sz w:val="19"/>
+              </w:rPr>
               <w:t xml:space="preserve"> </w:t>
             </w:r>
             <w:r>
+              <w:rPr>
+                <w:color w:val="1A1A1A"/>
+                <w:sz w:val="19"/>
+              </w:rPr>
               <w:t xml:space="preserve">“</w:t>
             </w:r>
             <w:r>
+              <w:rPr>
+                <w:color w:val="1A1A1A"/>
+                <w:sz w:val="19"/>
+              </w:rPr>
               <w:t xml:space="preserve">Investor Presentation</w:t>
             </w:r>
             <w:r>
+              <w:rPr>
+                <w:color w:val="1A1A1A"/>
+                <w:sz w:val="19"/>
+              </w:rPr>
               <w:t xml:space="preserve">”</w:t>
             </w:r>
             <w:r>
+              <w:rPr>
+                <w:color w:val="1A1A1A"/>
+                <w:sz w:val="19"/>
+              </w:rPr>
               <w:t xml:space="preserve"> </w:t>
             </w:r>
             <w:r>
+              <w:rPr>
+                <w:color w:val="1A1A1A"/>
+                <w:sz w:val="19"/>
+              </w:rPr>
               <w:t xml:space="preserve">in Orange, larger logo</w:t>
             </w:r>
           </w:p>
@@ -1712,180 +2645,262 @@
     <w:p>
       <w:pPr>
         <w:pStyle w:val="Heading3"/>
+        <w:rPr>
+          <w:color w:val="E08A00"/>
+        </w:rPr>
       </w:pPr>
       <w:r>
+        <w:rPr>
+          <w:b/>
+          <w:color w:val="E08A00"/>
+          <w:sz w:val="26"/>
+        </w:rPr>
         <w:t xml:space="preserve">Version History Table (Page 2)</w:t>
       </w:r>
     </w:p>
     <w:p>
       <w:pPr>
         <w:pStyle w:val="SourceCode"/>
+        <w:shd w:fill="1B2838" w:val="clear"/>
       </w:pPr>
       <w:r>
         <w:rPr>
           <w:rStyle w:val="VerbatimChar"/>
+          <w:color w:val="00BFFF"/>
         </w:rPr>
         <w:t xml:space="preserve">┌─────────────────────────────────────────────────────────────┐</w:t>
       </w:r>
       <w:r>
-        <w:br/>
-      </w:r>
-      <w:r>
-        <w:rPr>
-          <w:rStyle w:val="VerbatimChar"/>
+        <w:rPr>
+          <w:color w:val="00BFFF"/>
+        </w:rPr>
+        <w:br/>
+      </w:r>
+      <w:r>
+        <w:rPr>
+          <w:rStyle w:val="VerbatimChar"/>
+          <w:color w:val="00BFFF"/>
         </w:rPr>
         <w:t xml:space="preserve">│  DOCUMENT VERSION HISTORY                                   │</w:t>
       </w:r>
       <w:r>
-        <w:br/>
-      </w:r>
-      <w:r>
-        <w:rPr>
-          <w:rStyle w:val="VerbatimChar"/>
+        <w:rPr>
+          <w:color w:val="00BFFF"/>
+        </w:rPr>
+        <w:br/>
+      </w:r>
+      <w:r>
+        <w:rPr>
+          <w:rStyle w:val="VerbatimChar"/>
+          <w:color w:val="00BFFF"/>
         </w:rPr>
         <w:t xml:space="preserve">│  ─────────────────────────────────────────────────────────  │</w:t>
       </w:r>
       <w:r>
-        <w:br/>
-      </w:r>
-      <w:r>
-        <w:rPr>
-          <w:rStyle w:val="VerbatimChar"/>
+        <w:rPr>
+          <w:color w:val="00BFFF"/>
+        </w:rPr>
+        <w:br/>
+      </w:r>
+      <w:r>
+        <w:rPr>
+          <w:rStyle w:val="VerbatimChar"/>
+          <w:color w:val="00BFFF"/>
         </w:rPr>
         <w:t xml:space="preserve">│                                                             │</w:t>
       </w:r>
       <w:r>
-        <w:br/>
-      </w:r>
-      <w:r>
-        <w:rPr>
-          <w:rStyle w:val="VerbatimChar"/>
+        <w:rPr>
+          <w:color w:val="00BFFF"/>
+        </w:rPr>
+        <w:br/>
+      </w:r>
+      <w:r>
+        <w:rPr>
+          <w:rStyle w:val="VerbatimChar"/>
+          <w:color w:val="00BFFF"/>
         </w:rPr>
         <w:t xml:space="preserve">│  | Version | Date       | Author        | Changes        │ │</w:t>
       </w:r>
       <w:r>
-        <w:br/>
-      </w:r>
-      <w:r>
-        <w:rPr>
-          <w:rStyle w:val="VerbatimChar"/>
+        <w:rPr>
+          <w:color w:val="00BFFF"/>
+        </w:rPr>
+        <w:br/>
+      </w:r>
+      <w:r>
+        <w:rPr>
+          <w:rStyle w:val="VerbatimChar"/>
+          <w:color w:val="00BFFF"/>
         </w:rPr>
         <w:t xml:space="preserve">│  |---------|------------|---------------|----------------│ │</w:t>
       </w:r>
       <w:r>
-        <w:br/>
-      </w:r>
-      <w:r>
-        <w:rPr>
-          <w:rStyle w:val="VerbatimChar"/>
+        <w:rPr>
+          <w:color w:val="00BFFF"/>
+        </w:rPr>
+        <w:br/>
+      </w:r>
+      <w:r>
+        <w:rPr>
+          <w:rStyle w:val="VerbatimChar"/>
+          <w:color w:val="00BFFF"/>
         </w:rPr>
         <w:t xml:space="preserve">│  | 1.0     | DD/MM/YYYY | [Name]        | Initial draft  │ │</w:t>
       </w:r>
       <w:r>
-        <w:br/>
-      </w:r>
-      <w:r>
-        <w:rPr>
-          <w:rStyle w:val="VerbatimChar"/>
+        <w:rPr>
+          <w:color w:val="00BFFF"/>
+        </w:rPr>
+        <w:br/>
+      </w:r>
+      <w:r>
+        <w:rPr>
+          <w:rStyle w:val="VerbatimChar"/>
+          <w:color w:val="00BFFF"/>
         </w:rPr>
         <w:t xml:space="preserve">│  | 1.1     | DD/MM/YYYY | [Name]        | [Description]  │ │</w:t>
       </w:r>
       <w:r>
-        <w:br/>
-      </w:r>
-      <w:r>
-        <w:rPr>
-          <w:rStyle w:val="VerbatimChar"/>
+        <w:rPr>
+          <w:color w:val="00BFFF"/>
+        </w:rPr>
+        <w:br/>
+      </w:r>
+      <w:r>
+        <w:rPr>
+          <w:rStyle w:val="VerbatimChar"/>
+          <w:color w:val="00BFFF"/>
         </w:rPr>
         <w:t xml:space="preserve">│  | 2.0     | DD/MM/YYYY | [Name]        | Final release  │ │</w:t>
       </w:r>
       <w:r>
-        <w:br/>
-      </w:r>
-      <w:r>
-        <w:rPr>
-          <w:rStyle w:val="VerbatimChar"/>
+        <w:rPr>
+          <w:color w:val="00BFFF"/>
+        </w:rPr>
+        <w:br/>
+      </w:r>
+      <w:r>
+        <w:rPr>
+          <w:rStyle w:val="VerbatimChar"/>
+          <w:color w:val="00BFFF"/>
         </w:rPr>
         <w:t xml:space="preserve">│                                                             │</w:t>
       </w:r>
       <w:r>
-        <w:br/>
-      </w:r>
-      <w:r>
-        <w:rPr>
-          <w:rStyle w:val="VerbatimChar"/>
+        <w:rPr>
+          <w:color w:val="00BFFF"/>
+        </w:rPr>
+        <w:br/>
+      </w:r>
+      <w:r>
+        <w:rPr>
+          <w:rStyle w:val="VerbatimChar"/>
+          <w:color w:val="00BFFF"/>
         </w:rPr>
         <w:t xml:space="preserve">│  DISTRIBUTION LIST                                         │</w:t>
       </w:r>
       <w:r>
-        <w:br/>
-      </w:r>
-      <w:r>
-        <w:rPr>
-          <w:rStyle w:val="VerbatimChar"/>
+        <w:rPr>
+          <w:color w:val="00BFFF"/>
+        </w:rPr>
+        <w:br/>
+      </w:r>
+      <w:r>
+        <w:rPr>
+          <w:rStyle w:val="VerbatimChar"/>
+          <w:color w:val="00BFFF"/>
         </w:rPr>
         <w:t xml:space="preserve">│  ─────────────────────────────────────────────────────────  │</w:t>
       </w:r>
       <w:r>
-        <w:br/>
-      </w:r>
-      <w:r>
-        <w:rPr>
-          <w:rStyle w:val="VerbatimChar"/>
+        <w:rPr>
+          <w:color w:val="00BFFF"/>
+        </w:rPr>
+        <w:br/>
+      </w:r>
+      <w:r>
+        <w:rPr>
+          <w:rStyle w:val="VerbatimChar"/>
+          <w:color w:val="00BFFF"/>
         </w:rPr>
         <w:t xml:space="preserve">│                                                             │</w:t>
       </w:r>
       <w:r>
-        <w:br/>
-      </w:r>
-      <w:r>
-        <w:rPr>
-          <w:rStyle w:val="VerbatimChar"/>
+        <w:rPr>
+          <w:color w:val="00BFFF"/>
+        </w:rPr>
+        <w:br/>
+      </w:r>
+      <w:r>
+        <w:rPr>
+          <w:rStyle w:val="VerbatimChar"/>
+          <w:color w:val="00BFFF"/>
         </w:rPr>
         <w:t xml:space="preserve">│  | Name            | Organization      | Copy No.       │ │</w:t>
       </w:r>
       <w:r>
-        <w:br/>
-      </w:r>
-      <w:r>
-        <w:rPr>
-          <w:rStyle w:val="VerbatimChar"/>
+        <w:rPr>
+          <w:color w:val="00BFFF"/>
+        </w:rPr>
+        <w:br/>
+      </w:r>
+      <w:r>
+        <w:rPr>
+          <w:rStyle w:val="VerbatimChar"/>
+          <w:color w:val="00BFFF"/>
         </w:rPr>
         <w:t xml:space="preserve">│  |-----------------|-------------------|----------------│ │</w:t>
       </w:r>
       <w:r>
-        <w:br/>
-      </w:r>
-      <w:r>
-        <w:rPr>
-          <w:rStyle w:val="VerbatimChar"/>
+        <w:rPr>
+          <w:color w:val="00BFFF"/>
+        </w:rPr>
+        <w:br/>
+      </w:r>
+      <w:r>
+        <w:rPr>
+          <w:rStyle w:val="VerbatimChar"/>
+          <w:color w:val="00BFFF"/>
         </w:rPr>
         <w:t xml:space="preserve">│  | [Recipient 1]   | [Org]             | 1              │ │</w:t>
       </w:r>
       <w:r>
-        <w:br/>
-      </w:r>
-      <w:r>
-        <w:rPr>
-          <w:rStyle w:val="VerbatimChar"/>
+        <w:rPr>
+          <w:color w:val="00BFFF"/>
+        </w:rPr>
+        <w:br/>
+      </w:r>
+      <w:r>
+        <w:rPr>
+          <w:rStyle w:val="VerbatimChar"/>
+          <w:color w:val="00BFFF"/>
         </w:rPr>
         <w:t xml:space="preserve">│  | [Recipient 2]   | [Org]             | 2              │ │</w:t>
       </w:r>
       <w:r>
-        <w:br/>
-      </w:r>
-      <w:r>
-        <w:rPr>
-          <w:rStyle w:val="VerbatimChar"/>
+        <w:rPr>
+          <w:color w:val="00BFFF"/>
+        </w:rPr>
+        <w:br/>
+      </w:r>
+      <w:r>
+        <w:rPr>
+          <w:rStyle w:val="VerbatimChar"/>
+          <w:color w:val="00BFFF"/>
         </w:rPr>
         <w:t xml:space="preserve">│                                                             │</w:t>
       </w:r>
       <w:r>
-        <w:br/>
-      </w:r>
-      <w:r>
-        <w:rPr>
-          <w:rStyle w:val="VerbatimChar"/>
+        <w:rPr>
+          <w:color w:val="00BFFF"/>
+        </w:rPr>
+        <w:br/>
+      </w:r>
+      <w:r>
+        <w:rPr>
+          <w:rStyle w:val="VerbatimChar"/>
+          <w:color w:val="00BFFF"/>
         </w:rPr>
         <w:t xml:space="preserve">└─────────────────────────────────────────────────────────────┘</w:t>
       </w:r>
@@ -1902,8 +2917,16 @@
     <w:p>
       <w:pPr>
         <w:pStyle w:val="Heading3"/>
+        <w:rPr>
+          <w:color w:val="E08A00"/>
+        </w:rPr>
       </w:pPr>
       <w:r>
+        <w:rPr>
+          <w:b/>
+          <w:color w:val="E08A00"/>
+          <w:sz w:val="26"/>
+        </w:rPr>
         <w:t xml:space="preserve">Print Specifications</w:t>
       </w:r>
     </w:p>
@@ -1913,6 +2936,14 @@
         <w:tblW w:type="auto" w:w="0"/>
         <w:tblLook w:firstRow="1" w:lastRow="0" w:firstColumn="0" w:lastColumn="0" w:noHBand="0" w:noVBand="0" w:val="0020"/>
         <w:jc w:val="start"/>
+        <w:tblBorders>
+          <w:top w:val="single" w:sz="4" w:space="0" w:color="B0D4E8"/>
+          <w:left w:val="single" w:sz="4" w:space="0" w:color="B0D4E8"/>
+          <w:bottom w:val="single" w:sz="4" w:space="0" w:color="B0D4E8"/>
+          <w:right w:val="single" w:sz="4" w:space="0" w:color="B0D4E8"/>
+          <w:insideH w:val="single" w:sz="4" w:space="0" w:color="B0D4E8"/>
+          <w:insideV w:val="single" w:sz="4" w:space="0" w:color="B0D4E8"/>
+        </w:tblBorders>
       </w:tblPr>
       <w:tblGrid>
         <w:gridCol w:w="3960"/>
@@ -1923,25 +2954,39 @@
           <w:tblHeader w:val="true"/>
         </w:trPr>
         <w:tc>
-          <w:tcPr/>
-          <w:p>
-            <w:pPr>
-              <w:pStyle w:val="Compact"/>
-              <w:jc w:val="left"/>
-            </w:pPr>
-            <w:r>
+          <w:tcPr>
+            <w:shd w:fill="0099CC" w:val="clear"/>
+          </w:tcPr>
+          <w:p>
+            <w:pPr>
+              <w:pStyle w:val="Compact"/>
+              <w:jc w:val="left"/>
+            </w:pPr>
+            <w:r>
+              <w:rPr>
+                <w:b/>
+                <w:color w:val="FFFFFF"/>
+                <w:sz w:val="20"/>
+              </w:rPr>
               <w:t xml:space="preserve">Property</w:t>
             </w:r>
           </w:p>
         </w:tc>
         <w:tc>
-          <w:tcPr/>
-          <w:p>
-            <w:pPr>
-              <w:pStyle w:val="Compact"/>
-              <w:jc w:val="left"/>
-            </w:pPr>
-            <w:r>
+          <w:tcPr>
+            <w:shd w:fill="0099CC" w:val="clear"/>
+          </w:tcPr>
+          <w:p>
+            <w:pPr>
+              <w:pStyle w:val="Compact"/>
+              <w:jc w:val="left"/>
+            </w:pPr>
+            <w:r>
+              <w:rPr>
+                <w:b/>
+                <w:color w:val="FFFFFF"/>
+                <w:sz w:val="20"/>
+              </w:rPr>
               <w:t xml:space="preserve">Value</w:t>
             </w:r>
           </w:p>
@@ -1949,25 +2994,37 @@
       </w:tr>
       <w:tr>
         <w:tc>
-          <w:tcPr/>
-          <w:p>
-            <w:pPr>
-              <w:pStyle w:val="Compact"/>
-              <w:jc w:val="left"/>
-            </w:pPr>
-            <w:r>
+          <w:tcPr>
+            <w:shd w:fill="FFFFFF" w:val="clear"/>
+          </w:tcPr>
+          <w:p>
+            <w:pPr>
+              <w:pStyle w:val="Compact"/>
+              <w:jc w:val="left"/>
+            </w:pPr>
+            <w:r>
+              <w:rPr>
+                <w:color w:val="1A1A1A"/>
+                <w:sz w:val="19"/>
+              </w:rPr>
               <w:t xml:space="preserve">Paper Size</w:t>
             </w:r>
           </w:p>
         </w:tc>
         <w:tc>
-          <w:tcPr/>
-          <w:p>
-            <w:pPr>
-              <w:pStyle w:val="Compact"/>
-              <w:jc w:val="left"/>
-            </w:pPr>
-            <w:r>
+          <w:tcPr>
+            <w:shd w:fill="FFFFFF" w:val="clear"/>
+          </w:tcPr>
+          <w:p>
+            <w:pPr>
+              <w:pStyle w:val="Compact"/>
+              <w:jc w:val="left"/>
+            </w:pPr>
+            <w:r>
+              <w:rPr>
+                <w:color w:val="1A1A1A"/>
+                <w:sz w:val="19"/>
+              </w:rPr>
               <w:t xml:space="preserve">A4 (210mm x 297mm)</w:t>
             </w:r>
           </w:p>
@@ -1975,25 +3032,37 @@
       </w:tr>
       <w:tr>
         <w:tc>
-          <w:tcPr/>
-          <w:p>
-            <w:pPr>
-              <w:pStyle w:val="Compact"/>
-              <w:jc w:val="left"/>
-            </w:pPr>
-            <w:r>
+          <w:tcPr>
+            <w:shd w:fill="E8F8FF" w:val="clear"/>
+          </w:tcPr>
+          <w:p>
+            <w:pPr>
+              <w:pStyle w:val="Compact"/>
+              <w:jc w:val="left"/>
+            </w:pPr>
+            <w:r>
+              <w:rPr>
+                <w:color w:val="1A1A1A"/>
+                <w:sz w:val="19"/>
+              </w:rPr>
               <w:t xml:space="preserve">Paper Weight</w:t>
             </w:r>
           </w:p>
         </w:tc>
         <w:tc>
-          <w:tcPr/>
-          <w:p>
-            <w:pPr>
-              <w:pStyle w:val="Compact"/>
-              <w:jc w:val="left"/>
-            </w:pPr>
-            <w:r>
+          <w:tcPr>
+            <w:shd w:fill="E8F8FF" w:val="clear"/>
+          </w:tcPr>
+          <w:p>
+            <w:pPr>
+              <w:pStyle w:val="Compact"/>
+              <w:jc w:val="left"/>
+            </w:pPr>
+            <w:r>
+              <w:rPr>
+                <w:color w:val="1A1A1A"/>
+                <w:sz w:val="19"/>
+              </w:rPr>
               <w:t xml:space="preserve">120gsm (cover), 100gsm (interior)</w:t>
             </w:r>
           </w:p>
@@ -2001,25 +3070,37 @@
       </w:tr>
       <w:tr>
         <w:tc>
-          <w:tcPr/>
-          <w:p>
-            <w:pPr>
-              <w:pStyle w:val="Compact"/>
-              <w:jc w:val="left"/>
-            </w:pPr>
-            <w:r>
+          <w:tcPr>
+            <w:shd w:fill="FFFFFF" w:val="clear"/>
+          </w:tcPr>
+          <w:p>
+            <w:pPr>
+              <w:pStyle w:val="Compact"/>
+              <w:jc w:val="left"/>
+            </w:pPr>
+            <w:r>
+              <w:rPr>
+                <w:color w:val="1A1A1A"/>
+                <w:sz w:val="19"/>
+              </w:rPr>
               <w:t xml:space="preserve">Margins</w:t>
             </w:r>
           </w:p>
         </w:tc>
         <w:tc>
-          <w:tcPr/>
-          <w:p>
-            <w:pPr>
-              <w:pStyle w:val="Compact"/>
-              <w:jc w:val="left"/>
-            </w:pPr>
-            <w:r>
+          <w:tcPr>
+            <w:shd w:fill="FFFFFF" w:val="clear"/>
+          </w:tcPr>
+          <w:p>
+            <w:pPr>
+              <w:pStyle w:val="Compact"/>
+              <w:jc w:val="left"/>
+            </w:pPr>
+            <w:r>
+              <w:rPr>
+                <w:color w:val="1A1A1A"/>
+                <w:sz w:val="19"/>
+              </w:rPr>
               <w:t xml:space="preserve">25mm all sides</w:t>
             </w:r>
           </w:p>
@@ -2027,25 +3108,37 @@
       </w:tr>
       <w:tr>
         <w:tc>
-          <w:tcPr/>
-          <w:p>
-            <w:pPr>
-              <w:pStyle w:val="Compact"/>
-              <w:jc w:val="left"/>
-            </w:pPr>
-            <w:r>
+          <w:tcPr>
+            <w:shd w:fill="E8F8FF" w:val="clear"/>
+          </w:tcPr>
+          <w:p>
+            <w:pPr>
+              <w:pStyle w:val="Compact"/>
+              <w:jc w:val="left"/>
+            </w:pPr>
+            <w:r>
+              <w:rPr>
+                <w:color w:val="1A1A1A"/>
+                <w:sz w:val="19"/>
+              </w:rPr>
               <w:t xml:space="preserve">Binding</w:t>
             </w:r>
           </w:p>
         </w:tc>
         <w:tc>
-          <w:tcPr/>
-          <w:p>
-            <w:pPr>
-              <w:pStyle w:val="Compact"/>
-              <w:jc w:val="left"/>
-            </w:pPr>
-            <w:r>
+          <w:tcPr>
+            <w:shd w:fill="E8F8FF" w:val="clear"/>
+          </w:tcPr>
+          <w:p>
+            <w:pPr>
+              <w:pStyle w:val="Compact"/>
+              <w:jc w:val="left"/>
+            </w:pPr>
+            <w:r>
+              <w:rPr>
+                <w:color w:val="1A1A1A"/>
+                <w:sz w:val="19"/>
+              </w:rPr>
               <w:t xml:space="preserve">Left-side, allow 10mm binding margin</w:t>
             </w:r>
           </w:p>
@@ -2098,6 +3191,29 @@
         <w:right w:val="single" w:sz="18" w:space="24" w:color="E08A00"/>
       </w:pgBorders>
     </w:sectPr>
+    <w:p>
+      <w:pPr>
+        <w:pBdr>
+          <w:top w:val="single" w:sz="36" w:space="1" w:color="F5A623"/>
+          <w:bottom w:val="single" w:sz="12" w:space="0" w:color="00BFFF"/>
+        </w:pBdr>
+        <w:spacing w:before="300" w:after="0"/>
+      </w:pPr>
+    </w:p>
+    <w:p>
+      <w:pPr>
+        <w:jc w:val="center"/>
+        <w:spacing w:before="60" w:after="0"/>
+      </w:pPr>
+      <w:r>
+        <w:rPr>
+          <w:color w:val="0099CC"/>
+          <w:sz w:val="16"/>
+          <w:szCs w:val="16"/>
+        </w:rPr>
+        <w:t xml:space="preserve">PECH Group Holdings Ltd  |  Lagos, Nigeria  |  pechgroupholdings.tech</w:t>
+      </w:r>
+    </w:p>
   </w:body>
 </w:document>
 </file>

--- a/brand_templates/PECH_REPORT_COVER_TEMPLATE.docx
+++ b/brand_templates/PECH_REPORT_COVER_TEMPLATE.docx
@@ -58,54 +58,39 @@
         <w:spacing w:after="0"/>
       </w:pPr>
     </w:p>
-    <w:bookmarkStart w:id="27" w:name="X10ab4a4a73704d319c278dbfd4f45f7ee8b9db7"/>
     <w:p>
       <w:pPr>
-        <w:pStyle w:val="Heading1"/>
-        <w:rPr>
-          <w:color w:val="0099CC"/>
-        </w:rPr>
-        <w:pBdr>
-          <w:bottom w:val="single" w:sz="18" w:space="2" w:color="F5A623"/>
-        </w:pBdr>
+        <w:pStyle w:val="FirstParagraph"/>
       </w:pPr>
       <w:r>
-        <w:rPr>
-          <w:b/>
-          <w:color w:val="0099CC"/>
-          <w:sz w:val="44"/>
-        </w:rPr>
-        <w:t xml:space="preserve">PECH GROUP HOLDINGS LTD — REPORT / PROPOSAL COVER PAGE TEMPLATE</w:t>
+        <w:t xml:space="preserve">📕</w:t>
       </w:r>
     </w:p>
-    <w:bookmarkStart w:id="26" w:name="design-specifications"/>
     <w:p>
       <w:pPr>
-        <w:pBdr>
-          <w:top w:val="single" w:sz="18" w:space="1" w:color="F5A623"/>
-          <w:bottom w:val="single" w:sz="6" w:space="1" w:color="0099CC"/>
-        </w:pBdr>
-        <w:spacing w:before="200" w:after="200"/>
+        <w:pStyle w:val="BodyText"/>
+      </w:pPr>
+      <w:r>
+        <w:t xml:space="preserve">REPORT / PROPOSAL COVER PAGE TEMPLATE</w:t>
+      </w:r>
+    </w:p>
+    <w:p>
+      <w:pPr>
+        <w:pStyle w:val="BodyText"/>
+      </w:pPr>
+      <w:r>
+        <w:t xml:space="preserve">Design Specifications</w:t>
+      </w:r>
+    </w:p>
+    <w:p>
+      <w:pPr>
+        <w:pStyle w:val="BodyText"/>
       </w:pPr>
     </w:p>
     <w:p>
       <w:pPr>
-        <w:pStyle w:val="Heading2"/>
-        <w:rPr>
-          <w:color w:val="0099CC"/>
-        </w:rPr>
-        <w:pBdr>
-          <w:bottom w:val="single" w:sz="6" w:space="2" w:color="00BFFF"/>
-        </w:pBdr>
+        <w:pStyle w:val="BodyText"/>
       </w:pPr>
-      <w:r>
-        <w:rPr>
-          <w:b/>
-          <w:color w:val="0099CC"/>
-          <w:sz w:val="32"/>
-        </w:rPr>
-        <w:t xml:space="preserve">Design Specifications</w:t>
-      </w:r>
     </w:p>
     <w:p>
       <w:r>
@@ -3181,16 +3166,7 @@
       </w:r>
     </w:p>
     <w:bookmarkEnd w:id="25"/>
-    <w:bookmarkEnd w:id="26"/>
-    <w:bookmarkEnd w:id="27"/>
-    <w:sectPr>
-      <w:pgBorders w:offsetFrom="page">
-        <w:top w:val="single" w:sz="18" w:space="24" w:color="00BFFF"/>
-        <w:left w:val="single" w:sz="18" w:space="24" w:color="0099CC"/>
-        <w:bottom w:val="single" w:sz="18" w:space="24" w:color="F5A623"/>
-        <w:right w:val="single" w:sz="18" w:space="24" w:color="E08A00"/>
-      </w:pgBorders>
-    </w:sectPr>
+    <w:sectPr/>
     <w:p>
       <w:pPr>
         <w:pBdr>
